--- a/video-film-editing/output/05 3.3b Nota Pembelajaran (Kertas Penerangan)/CU C01-C05/3.3b-25 Nota Pembelajaran C05-W05 Apply balanced audio to editing sequence (IT-072).docx
+++ b/video-film-editing/output/05 3.3b Nota Pembelajaran (Kertas Penerangan)/CU C01-C05/3.3b-25 Nota Pembelajaran C05-W05 Apply balanced audio to editing sequence (IT-072).docx
@@ -716,52 +716,289 @@
     </w:p>
     <w:p>
       <w:r>
-        <w:t>Sebelum audio yang telah diseimbangkan (dari peringkat audio sweetening, CU C04) diimport ke sequence online, editor perlu mengenal pasti dan mengesahkan setiap jenis trek audio yang terlibat:</w:t>
-      </w:r>
-    </w:p>
-    <w:p>
-      <w:pPr>
-        <w:pStyle w:val="ListParagraph"/>
-      </w:pPr>
-      <w:r>
-        <w:t>• Music (Muzik) — muzik latar (score) atau lagu (song) yang menyokong mood dan rentak scene; biasanya berada pada trek berasingan supaya aras (level) boleh dikawal secara bebas daripada dialog.</w:t>
-      </w:r>
-    </w:p>
-    <w:p>
-      <w:pPr>
-        <w:pStyle w:val="ListParagraph"/>
-      </w:pPr>
-      <w:r>
-        <w:t>• Sound effect (Kesan Bunyi) — bunyi tambahan seperti bunyi pintu, kenderaan, atau kesan dramatik (whoosh, impact) yang menyokong aksi visual pada skrin.</w:t>
-      </w:r>
-    </w:p>
-    <w:p>
-      <w:pPr>
-        <w:pStyle w:val="ListParagraph"/>
-      </w:pPr>
-      <w:r>
-        <w:t>• Foley effect — bunyi pergerakan manusia atau objek (langkah kaki, pakaian bergesel, pergerakan tangan) yang direkod semula secara khusus di studio untuk menggantikan bunyi asli yang mungkin tidak jelas semasa penggambaran.</w:t>
-      </w:r>
-    </w:p>
-    <w:p>
-      <w:pPr>
-        <w:pStyle w:val="ListParagraph"/>
-      </w:pPr>
-      <w:r>
-        <w:t>• Voice Over (VO) — naratif atau ulasan yang direkod berasingan daripada dialog on-camera, sering digunakan dalam dokumentari atau iklan untuk menyampaikan maklumat tambahan.</w:t>
-      </w:r>
-    </w:p>
-    <w:p>
-      <w:pPr>
-        <w:pStyle w:val="ListParagraph"/>
-      </w:pPr>
-      <w:r>
-        <w:t>• Dialogue — pertuturan pelakon/subjek yang direkod semasa penggambaran (production sound) atau melalui ADR (Automated Dialogue Replacement); ini biasanya trek yang paling kritikal dari segi kejelasan (intelligibility).</w:t>
+        <w:rPr>
+          <w:b/>
+          <w:sz w:val="26"/>
+        </w:rPr>
+        <w:t>Objektif Pembelajaran</w:t>
       </w:r>
     </w:p>
     <w:p>
       <w:r>
-        <w:t>Editor perlu mengesahkan setiap jenis audio berada pada trek yang betul dan telah disahkan bersih (clean) daripada bunyi bising sebelum diteruskan ke proses levelling.</w:t>
+        <w:t>Selepas mempelajari topik ini, pelatih dapat:</w:t>
+      </w:r>
+    </w:p>
+    <w:p>
+      <w:pPr>
+        <w:pStyle w:val="ListParagraph"/>
+      </w:pPr>
+      <w:r>
+        <w:t>• Mengenal pasti lima jenis trek audio dalam sequence online.</w:t>
+      </w:r>
+    </w:p>
+    <w:p>
+      <w:pPr>
+        <w:pStyle w:val="ListParagraph"/>
+      </w:pPr>
+      <w:r>
+        <w:t>• Menjelaskan fungsi setiap jenis audio.</w:t>
+      </w:r>
+    </w:p>
+    <w:p>
+      <w:pPr>
+        <w:pStyle w:val="ListParagraph"/>
+      </w:pPr>
+      <w:r>
+        <w:t>• Mengesahkan jenis audio mengikut keperluan projek.</w:t>
+      </w:r>
+    </w:p>
+    <w:p>
+      <w:pPr>
+        <w:pStyle w:val="ListParagraph"/>
+      </w:pPr>
+      <w:r>
+        <w:t>• Menempatkan setiap jenis audio pada trek yang betul.</w:t>
+      </w:r>
+    </w:p>
+    <w:p>
+      <w:r>
+        <w:rPr>
+          <w:b/>
+          <w:sz w:val="26"/>
+        </w:rPr>
+        <w:t>1. Jenis-jenis trek audio</w:t>
+      </w:r>
+    </w:p>
+    <w:tbl>
+      <w:tblPr>
+        <w:tblStyle w:val="TableGrid"/>
+        <w:tblW w:type="auto" w:w="0"/>
+        <w:tblLook w:firstColumn="1" w:firstRow="1" w:lastColumn="0" w:lastRow="0" w:noHBand="0" w:noVBand="1" w:val="04A0"/>
+      </w:tblPr>
+      <w:tblGrid>
+        <w:gridCol w:w="3104"/>
+        <w:gridCol w:w="3104"/>
+        <w:gridCol w:w="3104"/>
+      </w:tblGrid>
+      <w:tr>
+        <w:tc>
+          <w:tcPr>
+            <w:tcW w:type="dxa" w:w="3104"/>
+          </w:tcPr>
+          <w:p>
+            <w:r>
+              <w:t>Jenis Audio</w:t>
+            </w:r>
+          </w:p>
+        </w:tc>
+        <w:tc>
+          <w:tcPr>
+            <w:tcW w:type="dxa" w:w="3104"/>
+          </w:tcPr>
+          <w:p>
+            <w:r>
+              <w:t>Fungsi</w:t>
+            </w:r>
+          </w:p>
+        </w:tc>
+        <w:tc>
+          <w:tcPr>
+            <w:tcW w:type="dxa" w:w="3104"/>
+          </w:tcPr>
+          <w:p>
+            <w:r>
+              <w:t>Nota</w:t>
+            </w:r>
+          </w:p>
+        </w:tc>
+      </w:tr>
+      <w:tr>
+        <w:tc>
+          <w:tcPr>
+            <w:tcW w:type="dxa" w:w="3104"/>
+          </w:tcPr>
+          <w:p>
+            <w:r>
+              <w:t>Music (Muzik)</w:t>
+            </w:r>
+          </w:p>
+        </w:tc>
+        <w:tc>
+          <w:tcPr>
+            <w:tcW w:type="dxa" w:w="3104"/>
+          </w:tcPr>
+          <w:p>
+            <w:r>
+              <w:t>Sokong mood dan rentak scene</w:t>
+            </w:r>
+          </w:p>
+        </w:tc>
+        <w:tc>
+          <w:tcPr>
+            <w:tcW w:type="dxa" w:w="3104"/>
+          </w:tcPr>
+          <w:p>
+            <w:r>
+              <w:t>Trek berasingan untuk kawalan aras bebas daripada dialog</w:t>
+            </w:r>
+          </w:p>
+        </w:tc>
+      </w:tr>
+      <w:tr>
+        <w:tc>
+          <w:tcPr>
+            <w:tcW w:type="dxa" w:w="3104"/>
+          </w:tcPr>
+          <w:p>
+            <w:r>
+              <w:t>Sound effect</w:t>
+            </w:r>
+          </w:p>
+        </w:tc>
+        <w:tc>
+          <w:tcPr>
+            <w:tcW w:type="dxa" w:w="3104"/>
+          </w:tcPr>
+          <w:p>
+            <w:r>
+              <w:t>Bunyi tambahan (pintu, kenderaan, whoosh, impact)</w:t>
+            </w:r>
+          </w:p>
+        </w:tc>
+        <w:tc>
+          <w:tcPr>
+            <w:tcW w:type="dxa" w:w="3104"/>
+          </w:tcPr>
+          <w:p>
+            <w:r>
+              <w:t>Sokong aksi visual pada skrin</w:t>
+            </w:r>
+          </w:p>
+        </w:tc>
+      </w:tr>
+      <w:tr>
+        <w:tc>
+          <w:tcPr>
+            <w:tcW w:type="dxa" w:w="3104"/>
+          </w:tcPr>
+          <w:p>
+            <w:r>
+              <w:t>Foley effect</w:t>
+            </w:r>
+          </w:p>
+        </w:tc>
+        <w:tc>
+          <w:tcPr>
+            <w:tcW w:type="dxa" w:w="3104"/>
+          </w:tcPr>
+          <w:p>
+            <w:r>
+              <w:t>Bunyi pergerakan manusia/objek (langkah kaki, pakaian)</w:t>
+            </w:r>
+          </w:p>
+        </w:tc>
+        <w:tc>
+          <w:tcPr>
+            <w:tcW w:type="dxa" w:w="3104"/>
+          </w:tcPr>
+          <w:p>
+            <w:r>
+              <w:t>Direkod semula di studio untuk gantikan bunyi asal kurang jelas</w:t>
+            </w:r>
+          </w:p>
+        </w:tc>
+      </w:tr>
+      <w:tr>
+        <w:tc>
+          <w:tcPr>
+            <w:tcW w:type="dxa" w:w="3104"/>
+          </w:tcPr>
+          <w:p>
+            <w:r>
+              <w:t>Voice Over (VO)</w:t>
+            </w:r>
+          </w:p>
+        </w:tc>
+        <w:tc>
+          <w:tcPr>
+            <w:tcW w:type="dxa" w:w="3104"/>
+          </w:tcPr>
+          <w:p>
+            <w:r>
+              <w:t>Naratif/ulasan berasingan daripada dialog on-camera</w:t>
+            </w:r>
+          </w:p>
+        </w:tc>
+        <w:tc>
+          <w:tcPr>
+            <w:tcW w:type="dxa" w:w="3104"/>
+          </w:tcPr>
+          <w:p>
+            <w:r>
+              <w:t>Lazim dalam dokumentari/iklan</w:t>
+            </w:r>
+          </w:p>
+        </w:tc>
+      </w:tr>
+      <w:tr>
+        <w:tc>
+          <w:tcPr>
+            <w:tcW w:type="dxa" w:w="3104"/>
+          </w:tcPr>
+          <w:p>
+            <w:r>
+              <w:t>Dialogue</w:t>
+            </w:r>
+          </w:p>
+        </w:tc>
+        <w:tc>
+          <w:tcPr>
+            <w:tcW w:type="dxa" w:w="3104"/>
+          </w:tcPr>
+          <w:p>
+            <w:r>
+              <w:t>Pertuturan pelakon (production sound / ADR)</w:t>
+            </w:r>
+          </w:p>
+        </w:tc>
+        <w:tc>
+          <w:tcPr>
+            <w:tcW w:type="dxa" w:w="3104"/>
+          </w:tcPr>
+          <w:p>
+            <w:r>
+              <w:t>Trek paling kritikal dari segi kejelasan (intelligibility)</w:t>
+            </w:r>
+          </w:p>
+        </w:tc>
+      </w:tr>
+    </w:tbl>
+    <w:p>
+      <w:r>
+        <w:rPr>
+          <w:b/>
+          <w:sz w:val="26"/>
+        </w:rPr>
+        <w:t>2. Semakan sebelum import</w:t>
+      </w:r>
+    </w:p>
+    <w:p>
+      <w:r>
+        <w:t>Sebelum audio yang telah diseimbangkan (dari peringkat audio sweetening, CU C04) diimport ke sequence online, editor perlu mengesahkan setiap jenis audio berada pada trek yang betul dan telah disahkan bersih (clean) daripada bunyi bising sebelum diteruskan ke proses levelling.</w:t>
+      </w:r>
+    </w:p>
+    <w:p>
+      <w:r>
+        <w:rPr>
+          <w:b/>
+          <w:sz w:val="26"/>
+        </w:rPr>
+        <w:t>3. Rumusan</w:t>
+      </w:r>
+    </w:p>
+    <w:p>
+      <w:r>
+        <w:t>Pengasingan dan pengesahan setiap jenis audio (music, SFX, foley, VO, dialogue) pada trek yang betul adalah asas kepada proses balancing yang berkesan pada peringkat seterusnya.</w:t>
       </w:r>
     </w:p>
     <w:p>
@@ -775,15 +1012,16 @@
     </w:p>
     <w:p>
       <w:r>
-        <w:t>Format fail audio menentukan kualiti dan saiz fail yang akan digunakan dalam sequence online, dan pemilihannya mesti sepadan dengan spesifikasi penghantaran (delivery spec) projek:</w:t>
+        <w:rPr>
+          <w:b/>
+          <w:sz w:val="26"/>
+        </w:rPr>
+        <w:t>Objektif Pembelajaran</w:t>
       </w:r>
     </w:p>
     <w:p>
-      <w:pPr>
-        <w:pStyle w:val="ListParagraph"/>
-      </w:pPr>
       <w:r>
-        <w:t>• Uncompressed audio (AIFF, WAV, PCM) — format tanpa mampatan yang mengekalkan kualiti audio asal sepenuhnya; biasa digunakan sepanjang proses editing dan untuk penghantaran akhir bagi projek broadcast/filem kerana kualiti tertinggi diperlukan, walaupun saiz fail lebih besar.</w:t>
+        <w:t>Selepas mempelajari topik ini, pelatih dapat:</w:t>
       </w:r>
     </w:p>
     <w:p>
@@ -791,7 +1029,7 @@
         <w:pStyle w:val="ListParagraph"/>
       </w:pPr>
       <w:r>
-        <w:t>• Lossless compression (contohnya FLAC, ATRAC, MPEG-4 ALS, WMA Lossless) — memampatkan saiz fail tanpa kehilangan kualiti audio (boleh dinyahmampat semula kepada bentuk asal sepenuhnya); sesuai untuk penyimpanan arkib jangka panjang di mana kualiti mesti dikekalkan tetapi ruang storan menjadi kekangan.</w:t>
+        <w:t>• Membezakan tiga kategori format audio.</w:t>
       </w:r>
     </w:p>
     <w:p>
@@ -799,7 +1037,181 @@
         <w:pStyle w:val="ListParagraph"/>
       </w:pPr>
       <w:r>
-        <w:t>• Lossy compression (contohnya MP3, AAC, WMA Lossy) — memampatkan saiz fail dengan membuang sebahagian data audio yang dianggap kurang ketara kepada pendengaran manusia; sesuai untuk penghantaran versi web atau media sosial di mana saiz fail kecil lebih diutamakan berbanding kualiti maksimum, tetapi tidak sesuai untuk deliverable broadcast/cinema rasmi.</w:t>
+        <w:t>• Menjelaskan kesan setiap kategori terhadap kualiti dan saiz fail.</w:t>
+      </w:r>
+    </w:p>
+    <w:p>
+      <w:pPr>
+        <w:pStyle w:val="ListParagraph"/>
+      </w:pPr>
+      <w:r>
+        <w:t>• Mengaplikasikan audio levelling dan balancing mengikut spesifikasi broadcast dan filem.</w:t>
+      </w:r>
+    </w:p>
+    <w:p>
+      <w:pPr>
+        <w:pStyle w:val="ListParagraph"/>
+      </w:pPr>
+      <w:r>
+        <w:t>• Mempersembahkan editing sequence mengikut keperluan projek.</w:t>
+      </w:r>
+    </w:p>
+    <w:p>
+      <w:r>
+        <w:rPr>
+          <w:b/>
+          <w:sz w:val="26"/>
+        </w:rPr>
+        <w:t>1. Kategori format audio</w:t>
+      </w:r>
+    </w:p>
+    <w:tbl>
+      <w:tblPr>
+        <w:tblStyle w:val="TableGrid"/>
+        <w:tblW w:type="auto" w:w="0"/>
+        <w:tblLook w:firstColumn="1" w:firstRow="1" w:lastColumn="0" w:lastRow="0" w:noHBand="0" w:noVBand="1" w:val="04A0"/>
+      </w:tblPr>
+      <w:tblGrid>
+        <w:gridCol w:w="3104"/>
+        <w:gridCol w:w="3104"/>
+        <w:gridCol w:w="3104"/>
+      </w:tblGrid>
+      <w:tr>
+        <w:tc>
+          <w:tcPr>
+            <w:tcW w:type="dxa" w:w="3104"/>
+          </w:tcPr>
+          <w:p>
+            <w:r>
+              <w:t>Kategori</w:t>
+            </w:r>
+          </w:p>
+        </w:tc>
+        <w:tc>
+          <w:tcPr>
+            <w:tcW w:type="dxa" w:w="3104"/>
+          </w:tcPr>
+          <w:p>
+            <w:r>
+              <w:t>Contoh Format</w:t>
+            </w:r>
+          </w:p>
+        </w:tc>
+        <w:tc>
+          <w:tcPr>
+            <w:tcW w:type="dxa" w:w="3104"/>
+          </w:tcPr>
+          <w:p>
+            <w:r>
+              <w:t>Kesesuaian</w:t>
+            </w:r>
+          </w:p>
+        </w:tc>
+      </w:tr>
+      <w:tr>
+        <w:tc>
+          <w:tcPr>
+            <w:tcW w:type="dxa" w:w="3104"/>
+          </w:tcPr>
+          <w:p>
+            <w:r>
+              <w:t>Uncompressed</w:t>
+            </w:r>
+          </w:p>
+        </w:tc>
+        <w:tc>
+          <w:tcPr>
+            <w:tcW w:type="dxa" w:w="3104"/>
+          </w:tcPr>
+          <w:p>
+            <w:r>
+              <w:t>AIFF, WAV, PCM</w:t>
+            </w:r>
+          </w:p>
+        </w:tc>
+        <w:tc>
+          <w:tcPr>
+            <w:tcW w:type="dxa" w:w="3104"/>
+          </w:tcPr>
+          <w:p>
+            <w:r>
+              <w:t>Editing dan penghantaran akhir broadcast/filem — kualiti tertinggi</w:t>
+            </w:r>
+          </w:p>
+        </w:tc>
+      </w:tr>
+      <w:tr>
+        <w:tc>
+          <w:tcPr>
+            <w:tcW w:type="dxa" w:w="3104"/>
+          </w:tcPr>
+          <w:p>
+            <w:r>
+              <w:t>Lossless compression</w:t>
+            </w:r>
+          </w:p>
+        </w:tc>
+        <w:tc>
+          <w:tcPr>
+            <w:tcW w:type="dxa" w:w="3104"/>
+          </w:tcPr>
+          <w:p>
+            <w:r>
+              <w:t>FLAC, ATRAC, MPEG-4 ALS, WMA Lossless</w:t>
+            </w:r>
+          </w:p>
+        </w:tc>
+        <w:tc>
+          <w:tcPr>
+            <w:tcW w:type="dxa" w:w="3104"/>
+          </w:tcPr>
+          <w:p>
+            <w:r>
+              <w:t>Penyimpanan arkib — kualiti kekal, saiz fail lebih kecil</w:t>
+            </w:r>
+          </w:p>
+        </w:tc>
+      </w:tr>
+      <w:tr>
+        <w:tc>
+          <w:tcPr>
+            <w:tcW w:type="dxa" w:w="3104"/>
+          </w:tcPr>
+          <w:p>
+            <w:r>
+              <w:t>Lossy compression</w:t>
+            </w:r>
+          </w:p>
+        </w:tc>
+        <w:tc>
+          <w:tcPr>
+            <w:tcW w:type="dxa" w:w="3104"/>
+          </w:tcPr>
+          <w:p>
+            <w:r>
+              <w:t>MP3, AAC, WMA Lossy</w:t>
+            </w:r>
+          </w:p>
+        </w:tc>
+        <w:tc>
+          <w:tcPr>
+            <w:tcW w:type="dxa" w:w="3104"/>
+          </w:tcPr>
+          <w:p>
+            <w:r>
+              <w:t>Penghantaran web/media sosial — saiz kecil, tidak sesuai untuk deliverable rasmi</w:t>
+            </w:r>
+          </w:p>
+        </w:tc>
+      </w:tr>
+    </w:tbl>
+    <w:p>
+      <w:r>
+        <w:rPr>
+          <w:b/>
+          <w:sz w:val="26"/>
+        </w:rPr>
+        <w:t>2. Pemilihan format untuk sequence online</w:t>
       </w:r>
     </w:p>
     <w:p>
@@ -809,7 +1221,30 @@
     </w:p>
     <w:p>
       <w:r>
+        <w:rPr>
+          <w:b/>
+          <w:sz w:val="26"/>
+        </w:rPr>
+        <w:t>3. Langkah kerja praktikal</w:t>
+      </w:r>
+    </w:p>
+    <w:p>
+      <w:r>
         <w:t>Langkah kerja praktikal (rujuk P11 langkah 1): editor mengimport balanced audio yang telah disiapkan daripada peringkat audio sweetening, mempratonton sequence bersama audio, memperuntukkan setiap jenis audio ke trek yang sesuai dalam timeline online, dan mengesahkan susunan audio (audio arrangement) telah lengkap dan sepadan dengan visual sebelum diteruskan ke penghantaran akhir (WA6).</w:t>
+      </w:r>
+    </w:p>
+    <w:p>
+      <w:r>
+        <w:rPr>
+          <w:b/>
+          <w:sz w:val="26"/>
+        </w:rPr>
+        <w:t>4. Rumusan</w:t>
+      </w:r>
+    </w:p>
+    <w:p>
+      <w:r>
+        <w:t>Pemilihan format audio yang betul (uncompressed/lossless) dan susunan trek yang tepat memastikan kualiti audio kekal terjaga sepanjang proses levelling dan balancing sehingga ke penghantaran akhir.</w:t>
       </w:r>
     </w:p>
     <w:p>

--- a/video-film-editing/output/05 3.3b Nota Pembelajaran (Kertas Penerangan)/CU C01-C05/3.3b-25 Nota Pembelajaran C05-W05 Apply balanced audio to editing sequence (IT-072).docx
+++ b/video-film-editing/output/05 3.3b Nota Pembelajaran (Kertas Penerangan)/CU C01-C05/3.3b-25 Nota Pembelajaran C05-W05 Apply balanced audio to editing sequence (IT-072).docx
@@ -4,8 +4,9 @@
   <w:body>
     <w:tbl>
       <w:tblPr>
+        <w:tblStyle w:val="TableGrid"/>
         <w:tblW w:w="9699" w:type="dxa"/>
-        <w:tblLayout w:type="fixed"/>
+        <w:tblLayout w:type="autofit"/>
         <w:tblLook w:val="0000" w:firstRow="0" w:lastRow="0" w:firstColumn="0" w:lastColumn="0" w:noHBand="0" w:noVBand="0"/>
       </w:tblPr>
       <w:tblGrid>
@@ -17,6 +18,8 @@
       <w:tr>
         <w:trPr>
           <w:trHeight w:val="3230"/>
+          <w:tblHeader w:val="true"/>
+          <w:cantSplit w:val="true"/>
         </w:trPr>
         <w:tc>
           <w:tcPr>
@@ -26,6 +29,13 @@
               <w:left w:val="single" w:sz="4" w:space="0" w:color="auto"/>
               <w:bottom w:val="single" w:sz="4" w:space="0" w:color="000000"/>
             </w:tcBorders>
+            <w:tcMar>
+              <w:top w:w="57" w:type="dxa"/>
+              <w:left w:w="57" w:type="dxa"/>
+              <w:bottom w:w="57" w:type="dxa"/>
+              <w:right w:w="57" w:type="dxa"/>
+            </w:tcMar>
+            <w:shd w:val="clear" w:color="auto" w:fill="D9D9D9"/>
           </w:tcPr>
           <w:p>
             <w:pPr>
@@ -60,6 +70,27 @@
               <w:bottom w:val="single" w:sz="4" w:space="0" w:color="000000"/>
               <w:right w:val="single" w:sz="4" w:space="0" w:color="auto"/>
             </w:tcBorders>
+            <w:tcMar>
+              <w:top w:w="57" w:type="dxa"/>
+              <w:left w:w="57" w:type="dxa"/>
+              <w:bottom w:w="57" w:type="dxa"/>
+              <w:right w:w="57" w:type="dxa"/>
+            </w:tcMar>
+            <w:shd w:val="clear" w:color="auto" w:fill="D9D9D9"/>
+            <w:tcMar>
+              <w:top w:w="57" w:type="dxa"/>
+              <w:left w:w="57" w:type="dxa"/>
+              <w:bottom w:w="57" w:type="dxa"/>
+              <w:right w:w="57" w:type="dxa"/>
+            </w:tcMar>
+            <w:shd w:val="clear" w:color="auto" w:fill="D9D9D9"/>
+            <w:tcMar>
+              <w:top w:w="57" w:type="dxa"/>
+              <w:left w:w="57" w:type="dxa"/>
+              <w:bottom w:w="57" w:type="dxa"/>
+              <w:right w:w="57" w:type="dxa"/>
+            </w:tcMar>
+            <w:shd w:val="clear" w:color="auto" w:fill="D9D9D9"/>
           </w:tcPr>
           <w:p>
             <w:pPr>
@@ -71,7 +102,11 @@
             </w:pPr>
             <w:r>
               <w:rPr>
+                <w:rFonts w:ascii="Arial" w:hAnsi="Arial" w:cs="Arial"/>
+                <w:b/>
                 <w:noProof/>
+                <w:color w:val="000000"/>
+                <w:sz w:val="20"/>
               </w:rPr>
               <w:pict w14:anchorId="1A6FD23B">
                 <v:shapetype id="_x0000_t202" coordsize="21600,21600" o:spt="202" path="m,l,21600r21600,l21600,xe">
@@ -259,6 +294,7 @@
       <w:tr>
         <w:trPr>
           <w:trHeight w:val="971"/>
+          <w:cantSplit w:val="true"/>
         </w:trPr>
         <w:tc>
           <w:tcPr>
@@ -269,6 +305,12 @@
               <w:bottom w:val="single" w:sz="4" w:space="0" w:color="000000"/>
             </w:tcBorders>
             <w:vAlign w:val="center"/>
+            <w:tcMar>
+              <w:top w:w="57" w:type="dxa"/>
+              <w:left w:w="57" w:type="dxa"/>
+              <w:bottom w:w="57" w:type="dxa"/>
+              <w:right w:w="57" w:type="dxa"/>
+            </w:tcMar>
           </w:tcPr>
           <w:p>
             <w:pPr>
@@ -284,6 +326,8 @@
               <w:rPr>
                 <w:rFonts w:ascii="Arial" w:eastAsia="Arial" w:hAnsi="Arial" w:cs="Arial"/>
                 <w:b/>
+                <w:color w:val="000000"/>
+                <w:sz w:val="20"/>
               </w:rPr>
               <w:t xml:space="preserve">KOD NAMA DAN PROGRAM / </w:t>
             </w:r>
@@ -291,6 +335,8 @@
               <w:rPr>
                 <w:rFonts w:ascii="Arial" w:eastAsia="Arial" w:hAnsi="Arial" w:cs="Arial"/>
                 <w:i/>
+                <w:color w:val="000000"/>
+                <w:sz w:val="20"/>
               </w:rPr>
               <w:t>PROGRAM CODE AND NAME</w:t>
             </w:r>
@@ -307,9 +353,32 @@
               <w:right w:val="single" w:sz="4" w:space="0" w:color="auto"/>
             </w:tcBorders>
             <w:vAlign w:val="center"/>
+            <w:tcMar>
+              <w:top w:w="57" w:type="dxa"/>
+              <w:left w:w="57" w:type="dxa"/>
+              <w:bottom w:w="57" w:type="dxa"/>
+              <w:right w:w="57" w:type="dxa"/>
+            </w:tcMar>
+            <w:tcMar>
+              <w:top w:w="57" w:type="dxa"/>
+              <w:left w:w="57" w:type="dxa"/>
+              <w:bottom w:w="57" w:type="dxa"/>
+              <w:right w:w="57" w:type="dxa"/>
+            </w:tcMar>
+            <w:tcMar>
+              <w:top w:w="57" w:type="dxa"/>
+              <w:left w:w="57" w:type="dxa"/>
+              <w:bottom w:w="57" w:type="dxa"/>
+              <w:right w:w="57" w:type="dxa"/>
+            </w:tcMar>
           </w:tcPr>
           <w:p>
             <w:r>
+              <w:rPr>
+                <w:rFonts w:ascii="Arial" w:hAnsi="Arial" w:cs="Arial"/>
+                <w:color w:val="000000"/>
+                <w:sz w:val="20"/>
+              </w:rPr>
               <w:t>IT-072-3:2012</w:t>
             </w:r>
           </w:p>
@@ -318,6 +387,7 @@
       <w:tr>
         <w:trPr>
           <w:trHeight w:val="1160"/>
+          <w:cantSplit w:val="true"/>
         </w:trPr>
         <w:tc>
           <w:tcPr>
@@ -328,6 +398,12 @@
               <w:bottom w:val="single" w:sz="4" w:space="0" w:color="000000"/>
             </w:tcBorders>
             <w:vAlign w:val="center"/>
+            <w:tcMar>
+              <w:top w:w="57" w:type="dxa"/>
+              <w:left w:w="57" w:type="dxa"/>
+              <w:bottom w:w="57" w:type="dxa"/>
+              <w:right w:w="57" w:type="dxa"/>
+            </w:tcMar>
           </w:tcPr>
           <w:p>
             <w:pPr>
@@ -360,12 +436,16 @@
               <w:rPr>
                 <w:rFonts w:ascii="Arial" w:eastAsia="Arial" w:hAnsi="Arial" w:cs="Arial"/>
                 <w:b/>
+                <w:color w:val="000000"/>
+                <w:sz w:val="20"/>
               </w:rPr>
               <w:t xml:space="preserve">TAHAP / </w:t>
             </w:r>
             <w:r>
               <w:rPr>
                 <w:rFonts w:ascii="Arial" w:eastAsia="Arial" w:hAnsi="Arial" w:cs="Arial"/>
+                <w:color w:val="000000"/>
+                <w:sz w:val="20"/>
               </w:rPr>
               <w:t>LEVEL</w:t>
             </w:r>
@@ -382,9 +462,32 @@
               <w:right w:val="single" w:sz="4" w:space="0" w:color="auto"/>
             </w:tcBorders>
             <w:vAlign w:val="center"/>
+            <w:tcMar>
+              <w:top w:w="57" w:type="dxa"/>
+              <w:left w:w="57" w:type="dxa"/>
+              <w:bottom w:w="57" w:type="dxa"/>
+              <w:right w:w="57" w:type="dxa"/>
+            </w:tcMar>
+            <w:tcMar>
+              <w:top w:w="57" w:type="dxa"/>
+              <w:left w:w="57" w:type="dxa"/>
+              <w:bottom w:w="57" w:type="dxa"/>
+              <w:right w:w="57" w:type="dxa"/>
+            </w:tcMar>
+            <w:tcMar>
+              <w:top w:w="57" w:type="dxa"/>
+              <w:left w:w="57" w:type="dxa"/>
+              <w:bottom w:w="57" w:type="dxa"/>
+              <w:right w:w="57" w:type="dxa"/>
+            </w:tcMar>
           </w:tcPr>
           <w:p>
             <w:r>
+              <w:rPr>
+                <w:rFonts w:ascii="Arial" w:hAnsi="Arial" w:cs="Arial"/>
+                <w:color w:val="000000"/>
+                <w:sz w:val="20"/>
+              </w:rPr>
               <w:t>3</w:t>
             </w:r>
           </w:p>
@@ -393,6 +496,7 @@
       <w:tr>
         <w:trPr>
           <w:trHeight w:val="1169"/>
+          <w:cantSplit w:val="true"/>
         </w:trPr>
         <w:tc>
           <w:tcPr>
@@ -403,6 +507,12 @@
               <w:bottom w:val="single" w:sz="4" w:space="0" w:color="000000"/>
             </w:tcBorders>
             <w:vAlign w:val="center"/>
+            <w:tcMar>
+              <w:top w:w="57" w:type="dxa"/>
+              <w:left w:w="57" w:type="dxa"/>
+              <w:bottom w:w="57" w:type="dxa"/>
+              <w:right w:w="57" w:type="dxa"/>
+            </w:tcMar>
           </w:tcPr>
           <w:p>
             <w:pPr>
@@ -437,6 +547,8 @@
               <w:rPr>
                 <w:rFonts w:ascii="Arial" w:eastAsia="Arial" w:hAnsi="Arial" w:cs="Arial"/>
                 <w:b/>
+                <w:color w:val="000000"/>
+                <w:sz w:val="20"/>
               </w:rPr>
               <w:t>NO DAN TAJUK UNIT KOMPETENSI /</w:t>
             </w:r>
@@ -444,6 +556,8 @@
               <w:rPr>
                 <w:rFonts w:ascii="Arial" w:eastAsia="Arial" w:hAnsi="Arial" w:cs="Arial"/>
                 <w:i/>
+                <w:color w:val="000000"/>
+                <w:sz w:val="20"/>
               </w:rPr>
               <w:t xml:space="preserve"> COMPETENCY UNIT CODE AND TITLE</w:t>
             </w:r>
@@ -460,9 +574,32 @@
               <w:right w:val="single" w:sz="4" w:space="0" w:color="auto"/>
             </w:tcBorders>
             <w:vAlign w:val="center"/>
+            <w:tcMar>
+              <w:top w:w="57" w:type="dxa"/>
+              <w:left w:w="57" w:type="dxa"/>
+              <w:bottom w:w="57" w:type="dxa"/>
+              <w:right w:w="57" w:type="dxa"/>
+            </w:tcMar>
+            <w:tcMar>
+              <w:top w:w="57" w:type="dxa"/>
+              <w:left w:w="57" w:type="dxa"/>
+              <w:bottom w:w="57" w:type="dxa"/>
+              <w:right w:w="57" w:type="dxa"/>
+            </w:tcMar>
+            <w:tcMar>
+              <w:top w:w="57" w:type="dxa"/>
+              <w:left w:w="57" w:type="dxa"/>
+              <w:bottom w:w="57" w:type="dxa"/>
+              <w:right w:w="57" w:type="dxa"/>
+            </w:tcMar>
           </w:tcPr>
           <w:p>
             <w:r>
+              <w:rPr>
+                <w:rFonts w:ascii="Arial" w:hAnsi="Arial" w:cs="Arial"/>
+                <w:color w:val="000000"/>
+                <w:sz w:val="20"/>
+              </w:rPr>
               <w:t>IT-072-3:2012-C05 / ONLINE VISUAL EDITING</w:t>
             </w:r>
           </w:p>
@@ -471,6 +608,7 @@
       <w:tr>
         <w:trPr>
           <w:trHeight w:val="2910"/>
+          <w:cantSplit w:val="true"/>
         </w:trPr>
         <w:tc>
           <w:tcPr>
@@ -481,6 +619,12 @@
               <w:bottom w:val="single" w:sz="4" w:space="0" w:color="000000"/>
             </w:tcBorders>
             <w:vAlign w:val="center"/>
+            <w:tcMar>
+              <w:top w:w="57" w:type="dxa"/>
+              <w:left w:w="57" w:type="dxa"/>
+              <w:bottom w:w="57" w:type="dxa"/>
+              <w:right w:w="57" w:type="dxa"/>
+            </w:tcMar>
           </w:tcPr>
           <w:p>
             <w:pPr>
@@ -499,6 +643,8 @@
               <w:rPr>
                 <w:rFonts w:ascii="Arial" w:eastAsia="Arial" w:hAnsi="Arial" w:cs="Arial"/>
                 <w:b/>
+                <w:color w:val="000000"/>
+                <w:sz w:val="20"/>
               </w:rPr>
               <w:t xml:space="preserve">NO DAN PENYATAAN AKTIVITI / </w:t>
             </w:r>
@@ -506,6 +652,8 @@
               <w:rPr>
                 <w:rFonts w:ascii="Arial" w:eastAsia="Arial" w:hAnsi="Arial" w:cs="Arial"/>
                 <w:i/>
+                <w:color w:val="000000"/>
+                <w:sz w:val="20"/>
               </w:rPr>
               <w:t>WORK ACTIVITIES NO. AND STATEMENT</w:t>
             </w:r>
@@ -522,9 +670,32 @@
               <w:right w:val="single" w:sz="4" w:space="0" w:color="auto"/>
             </w:tcBorders>
             <w:vAlign w:val="center"/>
+            <w:tcMar>
+              <w:top w:w="57" w:type="dxa"/>
+              <w:left w:w="57" w:type="dxa"/>
+              <w:bottom w:w="57" w:type="dxa"/>
+              <w:right w:w="57" w:type="dxa"/>
+            </w:tcMar>
+            <w:tcMar>
+              <w:top w:w="57" w:type="dxa"/>
+              <w:left w:w="57" w:type="dxa"/>
+              <w:bottom w:w="57" w:type="dxa"/>
+              <w:right w:w="57" w:type="dxa"/>
+            </w:tcMar>
+            <w:tcMar>
+              <w:top w:w="57" w:type="dxa"/>
+              <w:left w:w="57" w:type="dxa"/>
+              <w:bottom w:w="57" w:type="dxa"/>
+              <w:right w:w="57" w:type="dxa"/>
+            </w:tcMar>
           </w:tcPr>
           <w:p>
             <w:r>
+              <w:rPr>
+                <w:rFonts w:ascii="Arial" w:hAnsi="Arial" w:cs="Arial"/>
+                <w:color w:val="000000"/>
+                <w:sz w:val="20"/>
+              </w:rPr>
               <w:t>W05 — Apply balanced audio to editing sequence</w:t>
             </w:r>
           </w:p>
@@ -533,6 +704,7 @@
       <w:tr>
         <w:trPr>
           <w:trHeight w:val="755"/>
+          <w:cantSplit w:val="true"/>
         </w:trPr>
         <w:tc>
           <w:tcPr>
@@ -543,6 +715,12 @@
               <w:bottom w:val="single" w:sz="4" w:space="0" w:color="auto"/>
             </w:tcBorders>
             <w:vAlign w:val="center"/>
+            <w:tcMar>
+              <w:top w:w="57" w:type="dxa"/>
+              <w:left w:w="57" w:type="dxa"/>
+              <w:bottom w:w="57" w:type="dxa"/>
+              <w:right w:w="57" w:type="dxa"/>
+            </w:tcMar>
           </w:tcPr>
           <w:p>
             <w:pPr>
@@ -576,6 +754,8 @@
               <w:rPr>
                 <w:rFonts w:ascii="Arial" w:eastAsia="Arial" w:hAnsi="Arial" w:cs="Arial"/>
                 <w:b/>
+                <w:color w:val="000000"/>
+                <w:sz w:val="20"/>
               </w:rPr>
               <w:t>NO</w:t>
             </w:r>
@@ -583,6 +763,8 @@
               <w:rPr>
                 <w:rFonts w:ascii="Arial" w:eastAsia="Arial" w:hAnsi="Arial" w:cs="Arial"/>
                 <w:b/>
+                <w:color w:val="000000"/>
+                <w:sz w:val="20"/>
               </w:rPr>
               <w:t>.</w:t>
             </w:r>
@@ -590,6 +772,8 @@
               <w:rPr>
                 <w:rFonts w:ascii="Arial" w:eastAsia="Arial" w:hAnsi="Arial" w:cs="Arial"/>
                 <w:b/>
+                <w:color w:val="000000"/>
+                <w:sz w:val="20"/>
               </w:rPr>
               <w:t xml:space="preserve"> KOD / </w:t>
             </w:r>
@@ -599,6 +783,8 @@
                 <w:bCs/>
                 <w:i/>
                 <w:iCs/>
+                <w:color w:val="000000"/>
+                <w:sz w:val="20"/>
               </w:rPr>
               <w:t>CODE N</w:t>
             </w:r>
@@ -608,6 +794,8 @@
                 <w:bCs/>
                 <w:i/>
                 <w:iCs/>
+                <w:color w:val="000000"/>
+                <w:sz w:val="20"/>
               </w:rPr>
               <w:t>O.</w:t>
             </w:r>
@@ -622,9 +810,20 @@
               <w:bottom w:val="single" w:sz="4" w:space="0" w:color="auto"/>
             </w:tcBorders>
             <w:vAlign w:val="center"/>
+            <w:tcMar>
+              <w:top w:w="57" w:type="dxa"/>
+              <w:left w:w="57" w:type="dxa"/>
+              <w:bottom w:w="57" w:type="dxa"/>
+              <w:right w:w="57" w:type="dxa"/>
+            </w:tcMar>
           </w:tcPr>
           <w:p>
             <w:r>
+              <w:rPr>
+                <w:rFonts w:ascii="Arial" w:hAnsi="Arial" w:cs="Arial"/>
+                <w:color w:val="000000"/>
+                <w:sz w:val="20"/>
+              </w:rPr>
               <w:t>IT-072-3:2012-C05/NP(5/6)</w:t>
             </w:r>
           </w:p>
@@ -639,9 +838,20 @@
               <w:right w:val="single" w:sz="4" w:space="0" w:color="auto"/>
             </w:tcBorders>
             <w:vAlign w:val="center"/>
+            <w:tcMar>
+              <w:top w:w="57" w:type="dxa"/>
+              <w:left w:w="57" w:type="dxa"/>
+              <w:bottom w:w="57" w:type="dxa"/>
+              <w:right w:w="57" w:type="dxa"/>
+            </w:tcMar>
           </w:tcPr>
           <w:p>
             <w:r>
+              <w:rPr>
+                <w:rFonts w:ascii="Arial" w:hAnsi="Arial" w:cs="Arial"/>
+                <w:color w:val="000000"/>
+                <w:sz w:val="20"/>
+              </w:rPr>
               <w:t>Muka Surat/Page:</w:t>
               <w:br/>
               <w:t>Drpd/ Of::</w:t>
@@ -658,9 +868,20 @@
               <w:right w:val="single" w:sz="4" w:space="0" w:color="auto"/>
             </w:tcBorders>
             <w:vAlign w:val="center"/>
+            <w:tcMar>
+              <w:top w:w="57" w:type="dxa"/>
+              <w:left w:w="57" w:type="dxa"/>
+              <w:bottom w:w="57" w:type="dxa"/>
+              <w:right w:w="57" w:type="dxa"/>
+            </w:tcMar>
           </w:tcPr>
           <w:p>
             <w:r>
+              <w:rPr>
+                <w:rFonts w:ascii="Arial" w:hAnsi="Arial" w:cs="Arial"/>
+                <w:color w:val="000000"/>
+                <w:sz w:val="20"/>
+              </w:rPr>
               <w:t>[TBD: no. muka surat]</w:t>
               <w:br/>
               <w:t>31</w:t>
@@ -670,101 +891,199 @@
       </w:tr>
     </w:tbl>
     <w:p>
+      <w:pPr>
+        <w:spacing w:before="120" w:after="120" w:line="276" w:lineRule="auto"/>
+        <w:jc w:val="left"/>
+      </w:pPr>
       <w:r>
         <w:rPr>
+          <w:rFonts w:ascii="Arial" w:hAnsi="Arial" w:cs="Arial"/>
           <w:b/>
+          <w:color w:val="000000"/>
+          <w:sz w:val="22"/>
         </w:rPr>
         <w:t>TAJUK:</w:t>
       </w:r>
     </w:p>
     <w:p>
+      <w:pPr>
+        <w:spacing w:line="276" w:lineRule="auto" w:after="120"/>
+        <w:jc w:val="left"/>
+      </w:pPr>
       <w:r>
+        <w:rPr>
+          <w:rFonts w:ascii="Arial" w:hAnsi="Arial" w:cs="Arial"/>
+          <w:color w:val="000000"/>
+          <w:sz w:val="22"/>
+        </w:rPr>
         <w:t>Aplikasi Audio Seimbang dalam Editing Sequence Online</w:t>
       </w:r>
     </w:p>
     <w:p/>
     <w:p>
+      <w:pPr>
+        <w:spacing w:before="120" w:after="120" w:line="276" w:lineRule="auto"/>
+        <w:jc w:val="left"/>
+      </w:pPr>
       <w:r>
         <w:rPr>
+          <w:rFonts w:ascii="Arial" w:hAnsi="Arial" w:cs="Arial"/>
           <w:b/>
+          <w:color w:val="000000"/>
+          <w:sz w:val="22"/>
         </w:rPr>
         <w:t>TUJUAN:</w:t>
       </w:r>
     </w:p>
     <w:p>
+      <w:pPr>
+        <w:spacing w:line="276" w:lineRule="auto" w:after="120"/>
+        <w:jc w:val="left"/>
+      </w:pPr>
       <w:r>
+        <w:rPr>
+          <w:rFonts w:ascii="Arial" w:hAnsi="Arial" w:cs="Arial"/>
+          <w:color w:val="000000"/>
+          <w:sz w:val="22"/>
+        </w:rPr>
         <w:t>Nota Pembelajaran ini bertujuan untuk membolehkan Bakat memahami dan mengaplikasikan audio yang telah diseimbangkan (balanced audio) ke dalam editing sequence pada peringkat online visual editing. Selepas mempelajari nota ini, Bakat akan dapat: menyemak editing sequence mengikut keperluan projek; mengesahkan jenis audio mengikut keperluan projek; mengaplikasikan audio levelling dan balancing mengikut spesifikasi broadcast dan filem; dan mempersembahkan editing sequence mengikut keperluan projek.</w:t>
       </w:r>
     </w:p>
     <w:p/>
     <w:p>
+      <w:pPr>
+        <w:spacing w:before="120" w:after="120" w:line="276" w:lineRule="auto"/>
+        <w:jc w:val="left"/>
+      </w:pPr>
       <w:r>
         <w:rPr>
+          <w:rFonts w:ascii="Arial" w:hAnsi="Arial" w:cs="Arial"/>
           <w:b/>
+          <w:color w:val="000000"/>
+          <w:sz w:val="22"/>
         </w:rPr>
         <w:t>PENERANGAN:</w:t>
       </w:r>
     </w:p>
     <w:p>
+      <w:pPr>
+        <w:spacing w:before="120" w:after="120" w:line="276" w:lineRule="auto"/>
+        <w:jc w:val="left"/>
+      </w:pPr>
       <w:r>
         <w:rPr>
+          <w:rFonts w:ascii="Arial" w:hAnsi="Arial" w:cs="Arial"/>
           <w:b/>
-          <w:sz w:val="36"/>
+          <w:color w:val="000000"/>
+          <w:sz w:val="24"/>
         </w:rPr>
         <w:t>Bab 1: Type of audio i.e.: Music, Sound effect, Foley effect, Voice Over, Dialogue</w:t>
       </w:r>
     </w:p>
     <w:p>
+      <w:pPr>
+        <w:spacing w:before="120" w:after="120" w:line="276" w:lineRule="auto"/>
+        <w:jc w:val="left"/>
+      </w:pPr>
       <w:r>
         <w:rPr>
+          <w:rFonts w:ascii="Arial" w:hAnsi="Arial" w:cs="Arial"/>
           <w:b/>
-          <w:sz w:val="26"/>
+          <w:color w:val="000000"/>
+          <w:sz w:val="22"/>
         </w:rPr>
         <w:t>Objektif Pembelajaran</w:t>
       </w:r>
     </w:p>
     <w:p>
+      <w:pPr>
+        <w:spacing w:line="276" w:lineRule="auto" w:after="120"/>
+        <w:jc w:val="left"/>
+      </w:pPr>
       <w:r>
+        <w:rPr>
+          <w:rFonts w:ascii="Arial" w:hAnsi="Arial" w:cs="Arial"/>
+          <w:color w:val="000000"/>
+          <w:sz w:val="22"/>
+        </w:rPr>
         <w:t>Selepas mempelajari topik ini, pelatih dapat:</w:t>
       </w:r>
     </w:p>
     <w:p>
       <w:pPr>
         <w:pStyle w:val="ListParagraph"/>
+        <w:spacing w:line="276" w:lineRule="auto" w:after="40"/>
+        <w:ind w:left="357" w:hanging="357"/>
+        <w:jc w:val="left"/>
       </w:pPr>
       <w:r>
+        <w:rPr>
+          <w:rFonts w:ascii="Arial" w:hAnsi="Arial" w:cs="Arial"/>
+          <w:color w:val="000000"/>
+          <w:sz w:val="22"/>
+        </w:rPr>
         <w:t>• Mengenal pasti lima jenis trek audio dalam sequence online.</w:t>
       </w:r>
     </w:p>
     <w:p>
       <w:pPr>
         <w:pStyle w:val="ListParagraph"/>
+        <w:spacing w:line="276" w:lineRule="auto" w:after="40"/>
+        <w:ind w:left="357" w:hanging="357"/>
+        <w:jc w:val="left"/>
       </w:pPr>
       <w:r>
+        <w:rPr>
+          <w:rFonts w:ascii="Arial" w:hAnsi="Arial" w:cs="Arial"/>
+          <w:color w:val="000000"/>
+          <w:sz w:val="22"/>
+        </w:rPr>
         <w:t>• Menjelaskan fungsi setiap jenis audio.</w:t>
       </w:r>
     </w:p>
     <w:p>
       <w:pPr>
         <w:pStyle w:val="ListParagraph"/>
+        <w:spacing w:line="276" w:lineRule="auto" w:after="40"/>
+        <w:ind w:left="357" w:hanging="357"/>
+        <w:jc w:val="left"/>
       </w:pPr>
       <w:r>
+        <w:rPr>
+          <w:rFonts w:ascii="Arial" w:hAnsi="Arial" w:cs="Arial"/>
+          <w:color w:val="000000"/>
+          <w:sz w:val="22"/>
+        </w:rPr>
         <w:t>• Mengesahkan jenis audio mengikut keperluan projek.</w:t>
       </w:r>
     </w:p>
     <w:p>
       <w:pPr>
         <w:pStyle w:val="ListParagraph"/>
+        <w:spacing w:line="276" w:lineRule="auto" w:after="40"/>
+        <w:ind w:left="357" w:hanging="357"/>
+        <w:jc w:val="left"/>
       </w:pPr>
       <w:r>
+        <w:rPr>
+          <w:rFonts w:ascii="Arial" w:hAnsi="Arial" w:cs="Arial"/>
+          <w:color w:val="000000"/>
+          <w:sz w:val="22"/>
+        </w:rPr>
         <w:t>• Menempatkan setiap jenis audio pada trek yang betul.</w:t>
       </w:r>
     </w:p>
     <w:p>
+      <w:pPr>
+        <w:spacing w:before="120" w:after="120" w:line="276" w:lineRule="auto"/>
+        <w:jc w:val="left"/>
+      </w:pPr>
       <w:r>
         <w:rPr>
+          <w:rFonts w:ascii="Arial" w:hAnsi="Arial" w:cs="Arial"/>
           <w:b/>
-          <w:sz w:val="26"/>
+          <w:color w:val="000000"/>
+          <w:sz w:val="22"/>
         </w:rPr>
         <w:t>1. Jenis-jenis trek audio</w:t>
       </w:r>
@@ -773,6 +1092,7 @@
       <w:tblPr>
         <w:tblStyle w:val="TableGrid"/>
         <w:tblW w:type="auto" w:w="0"/>
+        <w:tblLayout w:type="autofit"/>
         <w:tblLook w:firstColumn="1" w:firstRow="1" w:lastColumn="0" w:lastRow="0" w:noHBand="0" w:noVBand="1" w:val="04A0"/>
       </w:tblPr>
       <w:tblGrid>
@@ -781,12 +1101,29 @@
         <w:gridCol w:w="3104"/>
       </w:tblGrid>
       <w:tr>
+        <w:trPr>
+          <w:tblHeader w:val="true"/>
+          <w:cantSplit w:val="true"/>
+        </w:trPr>
         <w:tc>
           <w:tcPr>
             <w:tcW w:type="dxa" w:w="3104"/>
+            <w:tcMar>
+              <w:top w:w="57" w:type="dxa"/>
+              <w:left w:w="57" w:type="dxa"/>
+              <w:bottom w:w="57" w:type="dxa"/>
+              <w:right w:w="57" w:type="dxa"/>
+            </w:tcMar>
+            <w:shd w:val="clear" w:color="auto" w:fill="D9D9D9"/>
           </w:tcPr>
           <w:p>
             <w:r>
+              <w:rPr>
+                <w:rFonts w:ascii="Arial" w:hAnsi="Arial" w:cs="Arial"/>
+                <w:b/>
+                <w:color w:val="000000"/>
+                <w:sz w:val="20"/>
+              </w:rPr>
               <w:t>Jenis Audio</w:t>
             </w:r>
           </w:p>
@@ -794,9 +1131,22 @@
         <w:tc>
           <w:tcPr>
             <w:tcW w:type="dxa" w:w="3104"/>
+            <w:tcMar>
+              <w:top w:w="57" w:type="dxa"/>
+              <w:left w:w="57" w:type="dxa"/>
+              <w:bottom w:w="57" w:type="dxa"/>
+              <w:right w:w="57" w:type="dxa"/>
+            </w:tcMar>
+            <w:shd w:val="clear" w:color="auto" w:fill="D9D9D9"/>
           </w:tcPr>
           <w:p>
             <w:r>
+              <w:rPr>
+                <w:rFonts w:ascii="Arial" w:hAnsi="Arial" w:cs="Arial"/>
+                <w:b/>
+                <w:color w:val="000000"/>
+                <w:sz w:val="20"/>
+              </w:rPr>
               <w:t>Fungsi</w:t>
             </w:r>
           </w:p>
@@ -804,21 +1154,48 @@
         <w:tc>
           <w:tcPr>
             <w:tcW w:type="dxa" w:w="3104"/>
+            <w:tcMar>
+              <w:top w:w="57" w:type="dxa"/>
+              <w:left w:w="57" w:type="dxa"/>
+              <w:bottom w:w="57" w:type="dxa"/>
+              <w:right w:w="57" w:type="dxa"/>
+            </w:tcMar>
+            <w:shd w:val="clear" w:color="auto" w:fill="D9D9D9"/>
           </w:tcPr>
           <w:p>
             <w:r>
+              <w:rPr>
+                <w:rFonts w:ascii="Arial" w:hAnsi="Arial" w:cs="Arial"/>
+                <w:b/>
+                <w:color w:val="000000"/>
+                <w:sz w:val="20"/>
+              </w:rPr>
               <w:t>Nota</w:t>
             </w:r>
           </w:p>
         </w:tc>
       </w:tr>
       <w:tr>
+        <w:trPr>
+          <w:cantSplit w:val="true"/>
+        </w:trPr>
         <w:tc>
           <w:tcPr>
             <w:tcW w:type="dxa" w:w="3104"/>
+            <w:tcMar>
+              <w:top w:w="57" w:type="dxa"/>
+              <w:left w:w="57" w:type="dxa"/>
+              <w:bottom w:w="57" w:type="dxa"/>
+              <w:right w:w="57" w:type="dxa"/>
+            </w:tcMar>
           </w:tcPr>
           <w:p>
             <w:r>
+              <w:rPr>
+                <w:rFonts w:ascii="Arial" w:hAnsi="Arial" w:cs="Arial"/>
+                <w:color w:val="000000"/>
+                <w:sz w:val="20"/>
+              </w:rPr>
               <w:t>Music (Muzik)</w:t>
             </w:r>
           </w:p>
@@ -826,9 +1203,20 @@
         <w:tc>
           <w:tcPr>
             <w:tcW w:type="dxa" w:w="3104"/>
+            <w:tcMar>
+              <w:top w:w="57" w:type="dxa"/>
+              <w:left w:w="57" w:type="dxa"/>
+              <w:bottom w:w="57" w:type="dxa"/>
+              <w:right w:w="57" w:type="dxa"/>
+            </w:tcMar>
           </w:tcPr>
           <w:p>
             <w:r>
+              <w:rPr>
+                <w:rFonts w:ascii="Arial" w:hAnsi="Arial" w:cs="Arial"/>
+                <w:color w:val="000000"/>
+                <w:sz w:val="20"/>
+              </w:rPr>
               <w:t>Sokong mood dan rentak scene</w:t>
             </w:r>
           </w:p>
@@ -836,21 +1224,46 @@
         <w:tc>
           <w:tcPr>
             <w:tcW w:type="dxa" w:w="3104"/>
+            <w:tcMar>
+              <w:top w:w="57" w:type="dxa"/>
+              <w:left w:w="57" w:type="dxa"/>
+              <w:bottom w:w="57" w:type="dxa"/>
+              <w:right w:w="57" w:type="dxa"/>
+            </w:tcMar>
           </w:tcPr>
           <w:p>
             <w:r>
+              <w:rPr>
+                <w:rFonts w:ascii="Arial" w:hAnsi="Arial" w:cs="Arial"/>
+                <w:color w:val="000000"/>
+                <w:sz w:val="20"/>
+              </w:rPr>
               <w:t>Trek berasingan untuk kawalan aras bebas daripada dialog</w:t>
             </w:r>
           </w:p>
         </w:tc>
       </w:tr>
       <w:tr>
+        <w:trPr>
+          <w:cantSplit w:val="true"/>
+        </w:trPr>
         <w:tc>
           <w:tcPr>
             <w:tcW w:type="dxa" w:w="3104"/>
+            <w:tcMar>
+              <w:top w:w="57" w:type="dxa"/>
+              <w:left w:w="57" w:type="dxa"/>
+              <w:bottom w:w="57" w:type="dxa"/>
+              <w:right w:w="57" w:type="dxa"/>
+            </w:tcMar>
           </w:tcPr>
           <w:p>
             <w:r>
+              <w:rPr>
+                <w:rFonts w:ascii="Arial" w:hAnsi="Arial" w:cs="Arial"/>
+                <w:color w:val="000000"/>
+                <w:sz w:val="20"/>
+              </w:rPr>
               <w:t>Sound effect</w:t>
             </w:r>
           </w:p>
@@ -858,9 +1271,20 @@
         <w:tc>
           <w:tcPr>
             <w:tcW w:type="dxa" w:w="3104"/>
+            <w:tcMar>
+              <w:top w:w="57" w:type="dxa"/>
+              <w:left w:w="57" w:type="dxa"/>
+              <w:bottom w:w="57" w:type="dxa"/>
+              <w:right w:w="57" w:type="dxa"/>
+            </w:tcMar>
           </w:tcPr>
           <w:p>
             <w:r>
+              <w:rPr>
+                <w:rFonts w:ascii="Arial" w:hAnsi="Arial" w:cs="Arial"/>
+                <w:color w:val="000000"/>
+                <w:sz w:val="20"/>
+              </w:rPr>
               <w:t>Bunyi tambahan (pintu, kenderaan, whoosh, impact)</w:t>
             </w:r>
           </w:p>
@@ -868,21 +1292,46 @@
         <w:tc>
           <w:tcPr>
             <w:tcW w:type="dxa" w:w="3104"/>
+            <w:tcMar>
+              <w:top w:w="57" w:type="dxa"/>
+              <w:left w:w="57" w:type="dxa"/>
+              <w:bottom w:w="57" w:type="dxa"/>
+              <w:right w:w="57" w:type="dxa"/>
+            </w:tcMar>
           </w:tcPr>
           <w:p>
             <w:r>
+              <w:rPr>
+                <w:rFonts w:ascii="Arial" w:hAnsi="Arial" w:cs="Arial"/>
+                <w:color w:val="000000"/>
+                <w:sz w:val="20"/>
+              </w:rPr>
               <w:t>Sokong aksi visual pada skrin</w:t>
             </w:r>
           </w:p>
         </w:tc>
       </w:tr>
       <w:tr>
+        <w:trPr>
+          <w:cantSplit w:val="true"/>
+        </w:trPr>
         <w:tc>
           <w:tcPr>
             <w:tcW w:type="dxa" w:w="3104"/>
+            <w:tcMar>
+              <w:top w:w="57" w:type="dxa"/>
+              <w:left w:w="57" w:type="dxa"/>
+              <w:bottom w:w="57" w:type="dxa"/>
+              <w:right w:w="57" w:type="dxa"/>
+            </w:tcMar>
           </w:tcPr>
           <w:p>
             <w:r>
+              <w:rPr>
+                <w:rFonts w:ascii="Arial" w:hAnsi="Arial" w:cs="Arial"/>
+                <w:color w:val="000000"/>
+                <w:sz w:val="20"/>
+              </w:rPr>
               <w:t>Foley effect</w:t>
             </w:r>
           </w:p>
@@ -890,9 +1339,20 @@
         <w:tc>
           <w:tcPr>
             <w:tcW w:type="dxa" w:w="3104"/>
+            <w:tcMar>
+              <w:top w:w="57" w:type="dxa"/>
+              <w:left w:w="57" w:type="dxa"/>
+              <w:bottom w:w="57" w:type="dxa"/>
+              <w:right w:w="57" w:type="dxa"/>
+            </w:tcMar>
           </w:tcPr>
           <w:p>
             <w:r>
+              <w:rPr>
+                <w:rFonts w:ascii="Arial" w:hAnsi="Arial" w:cs="Arial"/>
+                <w:color w:val="000000"/>
+                <w:sz w:val="20"/>
+              </w:rPr>
               <w:t>Bunyi pergerakan manusia/objek (langkah kaki, pakaian)</w:t>
             </w:r>
           </w:p>
@@ -900,21 +1360,46 @@
         <w:tc>
           <w:tcPr>
             <w:tcW w:type="dxa" w:w="3104"/>
+            <w:tcMar>
+              <w:top w:w="57" w:type="dxa"/>
+              <w:left w:w="57" w:type="dxa"/>
+              <w:bottom w:w="57" w:type="dxa"/>
+              <w:right w:w="57" w:type="dxa"/>
+            </w:tcMar>
           </w:tcPr>
           <w:p>
             <w:r>
+              <w:rPr>
+                <w:rFonts w:ascii="Arial" w:hAnsi="Arial" w:cs="Arial"/>
+                <w:color w:val="000000"/>
+                <w:sz w:val="20"/>
+              </w:rPr>
               <w:t>Direkod semula di studio untuk gantikan bunyi asal kurang jelas</w:t>
             </w:r>
           </w:p>
         </w:tc>
       </w:tr>
       <w:tr>
+        <w:trPr>
+          <w:cantSplit w:val="true"/>
+        </w:trPr>
         <w:tc>
           <w:tcPr>
             <w:tcW w:type="dxa" w:w="3104"/>
+            <w:tcMar>
+              <w:top w:w="57" w:type="dxa"/>
+              <w:left w:w="57" w:type="dxa"/>
+              <w:bottom w:w="57" w:type="dxa"/>
+              <w:right w:w="57" w:type="dxa"/>
+            </w:tcMar>
           </w:tcPr>
           <w:p>
             <w:r>
+              <w:rPr>
+                <w:rFonts w:ascii="Arial" w:hAnsi="Arial" w:cs="Arial"/>
+                <w:color w:val="000000"/>
+                <w:sz w:val="20"/>
+              </w:rPr>
               <w:t>Voice Over (VO)</w:t>
             </w:r>
           </w:p>
@@ -922,9 +1407,20 @@
         <w:tc>
           <w:tcPr>
             <w:tcW w:type="dxa" w:w="3104"/>
+            <w:tcMar>
+              <w:top w:w="57" w:type="dxa"/>
+              <w:left w:w="57" w:type="dxa"/>
+              <w:bottom w:w="57" w:type="dxa"/>
+              <w:right w:w="57" w:type="dxa"/>
+            </w:tcMar>
           </w:tcPr>
           <w:p>
             <w:r>
+              <w:rPr>
+                <w:rFonts w:ascii="Arial" w:hAnsi="Arial" w:cs="Arial"/>
+                <w:color w:val="000000"/>
+                <w:sz w:val="20"/>
+              </w:rPr>
               <w:t>Naratif/ulasan berasingan daripada dialog on-camera</w:t>
             </w:r>
           </w:p>
@@ -932,21 +1428,46 @@
         <w:tc>
           <w:tcPr>
             <w:tcW w:type="dxa" w:w="3104"/>
+            <w:tcMar>
+              <w:top w:w="57" w:type="dxa"/>
+              <w:left w:w="57" w:type="dxa"/>
+              <w:bottom w:w="57" w:type="dxa"/>
+              <w:right w:w="57" w:type="dxa"/>
+            </w:tcMar>
           </w:tcPr>
           <w:p>
             <w:r>
+              <w:rPr>
+                <w:rFonts w:ascii="Arial" w:hAnsi="Arial" w:cs="Arial"/>
+                <w:color w:val="000000"/>
+                <w:sz w:val="20"/>
+              </w:rPr>
               <w:t>Lazim dalam dokumentari/iklan</w:t>
             </w:r>
           </w:p>
         </w:tc>
       </w:tr>
       <w:tr>
+        <w:trPr>
+          <w:cantSplit w:val="true"/>
+        </w:trPr>
         <w:tc>
           <w:tcPr>
             <w:tcW w:type="dxa" w:w="3104"/>
+            <w:tcMar>
+              <w:top w:w="57" w:type="dxa"/>
+              <w:left w:w="57" w:type="dxa"/>
+              <w:bottom w:w="57" w:type="dxa"/>
+              <w:right w:w="57" w:type="dxa"/>
+            </w:tcMar>
           </w:tcPr>
           <w:p>
             <w:r>
+              <w:rPr>
+                <w:rFonts w:ascii="Arial" w:hAnsi="Arial" w:cs="Arial"/>
+                <w:color w:val="000000"/>
+                <w:sz w:val="20"/>
+              </w:rPr>
               <w:t>Dialogue</w:t>
             </w:r>
           </w:p>
@@ -954,9 +1475,20 @@
         <w:tc>
           <w:tcPr>
             <w:tcW w:type="dxa" w:w="3104"/>
+            <w:tcMar>
+              <w:top w:w="57" w:type="dxa"/>
+              <w:left w:w="57" w:type="dxa"/>
+              <w:bottom w:w="57" w:type="dxa"/>
+              <w:right w:w="57" w:type="dxa"/>
+            </w:tcMar>
           </w:tcPr>
           <w:p>
             <w:r>
+              <w:rPr>
+                <w:rFonts w:ascii="Arial" w:hAnsi="Arial" w:cs="Arial"/>
+                <w:color w:val="000000"/>
+                <w:sz w:val="20"/>
+              </w:rPr>
               <w:t>Pertuturan pelakon (production sound / ADR)</w:t>
             </w:r>
           </w:p>
@@ -964,9 +1496,20 @@
         <w:tc>
           <w:tcPr>
             <w:tcW w:type="dxa" w:w="3104"/>
+            <w:tcMar>
+              <w:top w:w="57" w:type="dxa"/>
+              <w:left w:w="57" w:type="dxa"/>
+              <w:bottom w:w="57" w:type="dxa"/>
+              <w:right w:w="57" w:type="dxa"/>
+            </w:tcMar>
           </w:tcPr>
           <w:p>
             <w:r>
+              <w:rPr>
+                <w:rFonts w:ascii="Arial" w:hAnsi="Arial" w:cs="Arial"/>
+                <w:color w:val="000000"/>
+                <w:sz w:val="20"/>
+              </w:rPr>
               <w:t>Trek paling kritikal dari segi kejelasan (intelligibility)</w:t>
             </w:r>
           </w:p>
@@ -974,93 +1517,182 @@
       </w:tr>
     </w:tbl>
     <w:p>
+      <w:pPr>
+        <w:spacing w:before="120" w:after="120" w:line="276" w:lineRule="auto"/>
+        <w:jc w:val="left"/>
+      </w:pPr>
       <w:r>
         <w:rPr>
+          <w:rFonts w:ascii="Arial" w:hAnsi="Arial" w:cs="Arial"/>
           <w:b/>
-          <w:sz w:val="26"/>
+          <w:color w:val="000000"/>
+          <w:sz w:val="22"/>
         </w:rPr>
         <w:t>2. Semakan sebelum import</w:t>
       </w:r>
     </w:p>
     <w:p>
+      <w:pPr>
+        <w:spacing w:line="276" w:lineRule="auto" w:after="120"/>
+        <w:jc w:val="left"/>
+      </w:pPr>
       <w:r>
+        <w:rPr>
+          <w:rFonts w:ascii="Arial" w:hAnsi="Arial" w:cs="Arial"/>
+          <w:color w:val="000000"/>
+          <w:sz w:val="22"/>
+        </w:rPr>
         <w:t>Sebelum audio yang telah diseimbangkan (dari peringkat audio sweetening, CU C04) diimport ke sequence online, editor perlu mengesahkan setiap jenis audio berada pada trek yang betul dan telah disahkan bersih (clean) daripada bunyi bising sebelum diteruskan ke proses levelling.</w:t>
       </w:r>
     </w:p>
     <w:p>
+      <w:pPr>
+        <w:spacing w:before="120" w:after="120" w:line="276" w:lineRule="auto"/>
+        <w:jc w:val="left"/>
+      </w:pPr>
       <w:r>
         <w:rPr>
+          <w:rFonts w:ascii="Arial" w:hAnsi="Arial" w:cs="Arial"/>
           <w:b/>
-          <w:sz w:val="26"/>
+          <w:color w:val="000000"/>
+          <w:sz w:val="22"/>
         </w:rPr>
         <w:t>3. Rumusan</w:t>
       </w:r>
     </w:p>
     <w:p>
+      <w:pPr>
+        <w:spacing w:line="276" w:lineRule="auto" w:after="120"/>
+        <w:jc w:val="left"/>
+      </w:pPr>
       <w:r>
+        <w:rPr>
+          <w:rFonts w:ascii="Arial" w:hAnsi="Arial" w:cs="Arial"/>
+          <w:color w:val="000000"/>
+          <w:sz w:val="22"/>
+        </w:rPr>
         <w:t>Pengasingan dan pengesahan setiap jenis audio (music, SFX, foley, VO, dialogue) pada trek yang betul adalah asas kepada proses balancing yang berkesan pada peringkat seterusnya.</w:t>
       </w:r>
     </w:p>
     <w:p>
+      <w:pPr>
+        <w:spacing w:before="120" w:after="120" w:line="276" w:lineRule="auto"/>
+        <w:jc w:val="left"/>
+      </w:pPr>
       <w:r>
         <w:rPr>
+          <w:rFonts w:ascii="Arial" w:hAnsi="Arial" w:cs="Arial"/>
           <w:b/>
-          <w:sz w:val="36"/>
+          <w:color w:val="000000"/>
+          <w:sz w:val="24"/>
         </w:rPr>
         <w:t>Bab 2: Audio format i.e.: Uncompressed (AIFF, WAV, PCM); Lossless compression (Flec, ATRAC, MPEG 4, WMA Lossless); Lossy compression (MPEG 3, AAC, WMA Lossy)</w:t>
       </w:r>
     </w:p>
     <w:p>
+      <w:pPr>
+        <w:spacing w:before="120" w:after="120" w:line="276" w:lineRule="auto"/>
+        <w:jc w:val="left"/>
+      </w:pPr>
       <w:r>
         <w:rPr>
+          <w:rFonts w:ascii="Arial" w:hAnsi="Arial" w:cs="Arial"/>
           <w:b/>
-          <w:sz w:val="26"/>
+          <w:color w:val="000000"/>
+          <w:sz w:val="22"/>
         </w:rPr>
         <w:t>Objektif Pembelajaran</w:t>
       </w:r>
     </w:p>
     <w:p>
+      <w:pPr>
+        <w:spacing w:line="276" w:lineRule="auto" w:after="120"/>
+        <w:jc w:val="left"/>
+      </w:pPr>
       <w:r>
+        <w:rPr>
+          <w:rFonts w:ascii="Arial" w:hAnsi="Arial" w:cs="Arial"/>
+          <w:color w:val="000000"/>
+          <w:sz w:val="22"/>
+        </w:rPr>
         <w:t>Selepas mempelajari topik ini, pelatih dapat:</w:t>
       </w:r>
     </w:p>
     <w:p>
       <w:pPr>
         <w:pStyle w:val="ListParagraph"/>
+        <w:spacing w:line="276" w:lineRule="auto" w:after="40"/>
+        <w:ind w:left="357" w:hanging="357"/>
+        <w:jc w:val="left"/>
       </w:pPr>
       <w:r>
+        <w:rPr>
+          <w:rFonts w:ascii="Arial" w:hAnsi="Arial" w:cs="Arial"/>
+          <w:color w:val="000000"/>
+          <w:sz w:val="22"/>
+        </w:rPr>
         <w:t>• Membezakan tiga kategori format audio.</w:t>
       </w:r>
     </w:p>
     <w:p>
       <w:pPr>
         <w:pStyle w:val="ListParagraph"/>
+        <w:spacing w:line="276" w:lineRule="auto" w:after="40"/>
+        <w:ind w:left="357" w:hanging="357"/>
+        <w:jc w:val="left"/>
       </w:pPr>
       <w:r>
+        <w:rPr>
+          <w:rFonts w:ascii="Arial" w:hAnsi="Arial" w:cs="Arial"/>
+          <w:color w:val="000000"/>
+          <w:sz w:val="22"/>
+        </w:rPr>
         <w:t>• Menjelaskan kesan setiap kategori terhadap kualiti dan saiz fail.</w:t>
       </w:r>
     </w:p>
     <w:p>
       <w:pPr>
         <w:pStyle w:val="ListParagraph"/>
+        <w:spacing w:line="276" w:lineRule="auto" w:after="40"/>
+        <w:ind w:left="357" w:hanging="357"/>
+        <w:jc w:val="left"/>
       </w:pPr>
       <w:r>
+        <w:rPr>
+          <w:rFonts w:ascii="Arial" w:hAnsi="Arial" w:cs="Arial"/>
+          <w:color w:val="000000"/>
+          <w:sz w:val="22"/>
+        </w:rPr>
         <w:t>• Mengaplikasikan audio levelling dan balancing mengikut spesifikasi broadcast dan filem.</w:t>
       </w:r>
     </w:p>
     <w:p>
       <w:pPr>
         <w:pStyle w:val="ListParagraph"/>
+        <w:spacing w:line="276" w:lineRule="auto" w:after="40"/>
+        <w:ind w:left="357" w:hanging="357"/>
+        <w:jc w:val="left"/>
       </w:pPr>
       <w:r>
+        <w:rPr>
+          <w:rFonts w:ascii="Arial" w:hAnsi="Arial" w:cs="Arial"/>
+          <w:color w:val="000000"/>
+          <w:sz w:val="22"/>
+        </w:rPr>
         <w:t>• Mempersembahkan editing sequence mengikut keperluan projek.</w:t>
       </w:r>
     </w:p>
     <w:p>
+      <w:pPr>
+        <w:spacing w:before="120" w:after="120" w:line="276" w:lineRule="auto"/>
+        <w:jc w:val="left"/>
+      </w:pPr>
       <w:r>
         <w:rPr>
+          <w:rFonts w:ascii="Arial" w:hAnsi="Arial" w:cs="Arial"/>
           <w:b/>
-          <w:sz w:val="26"/>
+          <w:color w:val="000000"/>
+          <w:sz w:val="22"/>
         </w:rPr>
         <w:t>1. Kategori format audio</w:t>
       </w:r>
@@ -1069,6 +1701,7 @@
       <w:tblPr>
         <w:tblStyle w:val="TableGrid"/>
         <w:tblW w:type="auto" w:w="0"/>
+        <w:tblLayout w:type="autofit"/>
         <w:tblLook w:firstColumn="1" w:firstRow="1" w:lastColumn="0" w:lastRow="0" w:noHBand="0" w:noVBand="1" w:val="04A0"/>
       </w:tblPr>
       <w:tblGrid>
@@ -1077,12 +1710,29 @@
         <w:gridCol w:w="3104"/>
       </w:tblGrid>
       <w:tr>
+        <w:trPr>
+          <w:tblHeader w:val="true"/>
+          <w:cantSplit w:val="true"/>
+        </w:trPr>
         <w:tc>
           <w:tcPr>
             <w:tcW w:type="dxa" w:w="3104"/>
+            <w:tcMar>
+              <w:top w:w="57" w:type="dxa"/>
+              <w:left w:w="57" w:type="dxa"/>
+              <w:bottom w:w="57" w:type="dxa"/>
+              <w:right w:w="57" w:type="dxa"/>
+            </w:tcMar>
+            <w:shd w:val="clear" w:color="auto" w:fill="D9D9D9"/>
           </w:tcPr>
           <w:p>
             <w:r>
+              <w:rPr>
+                <w:rFonts w:ascii="Arial" w:hAnsi="Arial" w:cs="Arial"/>
+                <w:b/>
+                <w:color w:val="000000"/>
+                <w:sz w:val="20"/>
+              </w:rPr>
               <w:t>Kategori</w:t>
             </w:r>
           </w:p>
@@ -1090,9 +1740,22 @@
         <w:tc>
           <w:tcPr>
             <w:tcW w:type="dxa" w:w="3104"/>
+            <w:tcMar>
+              <w:top w:w="57" w:type="dxa"/>
+              <w:left w:w="57" w:type="dxa"/>
+              <w:bottom w:w="57" w:type="dxa"/>
+              <w:right w:w="57" w:type="dxa"/>
+            </w:tcMar>
+            <w:shd w:val="clear" w:color="auto" w:fill="D9D9D9"/>
           </w:tcPr>
           <w:p>
             <w:r>
+              <w:rPr>
+                <w:rFonts w:ascii="Arial" w:hAnsi="Arial" w:cs="Arial"/>
+                <w:b/>
+                <w:color w:val="000000"/>
+                <w:sz w:val="20"/>
+              </w:rPr>
               <w:t>Contoh Format</w:t>
             </w:r>
           </w:p>
@@ -1100,21 +1763,48 @@
         <w:tc>
           <w:tcPr>
             <w:tcW w:type="dxa" w:w="3104"/>
+            <w:tcMar>
+              <w:top w:w="57" w:type="dxa"/>
+              <w:left w:w="57" w:type="dxa"/>
+              <w:bottom w:w="57" w:type="dxa"/>
+              <w:right w:w="57" w:type="dxa"/>
+            </w:tcMar>
+            <w:shd w:val="clear" w:color="auto" w:fill="D9D9D9"/>
           </w:tcPr>
           <w:p>
             <w:r>
+              <w:rPr>
+                <w:rFonts w:ascii="Arial" w:hAnsi="Arial" w:cs="Arial"/>
+                <w:b/>
+                <w:color w:val="000000"/>
+                <w:sz w:val="20"/>
+              </w:rPr>
               <w:t>Kesesuaian</w:t>
             </w:r>
           </w:p>
         </w:tc>
       </w:tr>
       <w:tr>
+        <w:trPr>
+          <w:cantSplit w:val="true"/>
+        </w:trPr>
         <w:tc>
           <w:tcPr>
             <w:tcW w:type="dxa" w:w="3104"/>
+            <w:tcMar>
+              <w:top w:w="57" w:type="dxa"/>
+              <w:left w:w="57" w:type="dxa"/>
+              <w:bottom w:w="57" w:type="dxa"/>
+              <w:right w:w="57" w:type="dxa"/>
+            </w:tcMar>
           </w:tcPr>
           <w:p>
             <w:r>
+              <w:rPr>
+                <w:rFonts w:ascii="Arial" w:hAnsi="Arial" w:cs="Arial"/>
+                <w:color w:val="000000"/>
+                <w:sz w:val="20"/>
+              </w:rPr>
               <w:t>Uncompressed</w:t>
             </w:r>
           </w:p>
@@ -1122,9 +1812,20 @@
         <w:tc>
           <w:tcPr>
             <w:tcW w:type="dxa" w:w="3104"/>
+            <w:tcMar>
+              <w:top w:w="57" w:type="dxa"/>
+              <w:left w:w="57" w:type="dxa"/>
+              <w:bottom w:w="57" w:type="dxa"/>
+              <w:right w:w="57" w:type="dxa"/>
+            </w:tcMar>
           </w:tcPr>
           <w:p>
             <w:r>
+              <w:rPr>
+                <w:rFonts w:ascii="Arial" w:hAnsi="Arial" w:cs="Arial"/>
+                <w:color w:val="000000"/>
+                <w:sz w:val="20"/>
+              </w:rPr>
               <w:t>AIFF, WAV, PCM</w:t>
             </w:r>
           </w:p>
@@ -1132,21 +1833,46 @@
         <w:tc>
           <w:tcPr>
             <w:tcW w:type="dxa" w:w="3104"/>
+            <w:tcMar>
+              <w:top w:w="57" w:type="dxa"/>
+              <w:left w:w="57" w:type="dxa"/>
+              <w:bottom w:w="57" w:type="dxa"/>
+              <w:right w:w="57" w:type="dxa"/>
+            </w:tcMar>
           </w:tcPr>
           <w:p>
             <w:r>
+              <w:rPr>
+                <w:rFonts w:ascii="Arial" w:hAnsi="Arial" w:cs="Arial"/>
+                <w:color w:val="000000"/>
+                <w:sz w:val="20"/>
+              </w:rPr>
               <w:t>Editing dan penghantaran akhir broadcast/filem — kualiti tertinggi</w:t>
             </w:r>
           </w:p>
         </w:tc>
       </w:tr>
       <w:tr>
+        <w:trPr>
+          <w:cantSplit w:val="true"/>
+        </w:trPr>
         <w:tc>
           <w:tcPr>
             <w:tcW w:type="dxa" w:w="3104"/>
+            <w:tcMar>
+              <w:top w:w="57" w:type="dxa"/>
+              <w:left w:w="57" w:type="dxa"/>
+              <w:bottom w:w="57" w:type="dxa"/>
+              <w:right w:w="57" w:type="dxa"/>
+            </w:tcMar>
           </w:tcPr>
           <w:p>
             <w:r>
+              <w:rPr>
+                <w:rFonts w:ascii="Arial" w:hAnsi="Arial" w:cs="Arial"/>
+                <w:color w:val="000000"/>
+                <w:sz w:val="20"/>
+              </w:rPr>
               <w:t>Lossless compression</w:t>
             </w:r>
           </w:p>
@@ -1154,9 +1880,20 @@
         <w:tc>
           <w:tcPr>
             <w:tcW w:type="dxa" w:w="3104"/>
+            <w:tcMar>
+              <w:top w:w="57" w:type="dxa"/>
+              <w:left w:w="57" w:type="dxa"/>
+              <w:bottom w:w="57" w:type="dxa"/>
+              <w:right w:w="57" w:type="dxa"/>
+            </w:tcMar>
           </w:tcPr>
           <w:p>
             <w:r>
+              <w:rPr>
+                <w:rFonts w:ascii="Arial" w:hAnsi="Arial" w:cs="Arial"/>
+                <w:color w:val="000000"/>
+                <w:sz w:val="20"/>
+              </w:rPr>
               <w:t>FLAC, ATRAC, MPEG-4 ALS, WMA Lossless</w:t>
             </w:r>
           </w:p>
@@ -1164,21 +1901,46 @@
         <w:tc>
           <w:tcPr>
             <w:tcW w:type="dxa" w:w="3104"/>
+            <w:tcMar>
+              <w:top w:w="57" w:type="dxa"/>
+              <w:left w:w="57" w:type="dxa"/>
+              <w:bottom w:w="57" w:type="dxa"/>
+              <w:right w:w="57" w:type="dxa"/>
+            </w:tcMar>
           </w:tcPr>
           <w:p>
             <w:r>
+              <w:rPr>
+                <w:rFonts w:ascii="Arial" w:hAnsi="Arial" w:cs="Arial"/>
+                <w:color w:val="000000"/>
+                <w:sz w:val="20"/>
+              </w:rPr>
               <w:t>Penyimpanan arkib — kualiti kekal, saiz fail lebih kecil</w:t>
             </w:r>
           </w:p>
         </w:tc>
       </w:tr>
       <w:tr>
+        <w:trPr>
+          <w:cantSplit w:val="true"/>
+        </w:trPr>
         <w:tc>
           <w:tcPr>
             <w:tcW w:type="dxa" w:w="3104"/>
+            <w:tcMar>
+              <w:top w:w="57" w:type="dxa"/>
+              <w:left w:w="57" w:type="dxa"/>
+              <w:bottom w:w="57" w:type="dxa"/>
+              <w:right w:w="57" w:type="dxa"/>
+            </w:tcMar>
           </w:tcPr>
           <w:p>
             <w:r>
+              <w:rPr>
+                <w:rFonts w:ascii="Arial" w:hAnsi="Arial" w:cs="Arial"/>
+                <w:color w:val="000000"/>
+                <w:sz w:val="20"/>
+              </w:rPr>
               <w:t>Lossy compression</w:t>
             </w:r>
           </w:p>
@@ -1186,9 +1948,20 @@
         <w:tc>
           <w:tcPr>
             <w:tcW w:type="dxa" w:w="3104"/>
+            <w:tcMar>
+              <w:top w:w="57" w:type="dxa"/>
+              <w:left w:w="57" w:type="dxa"/>
+              <w:bottom w:w="57" w:type="dxa"/>
+              <w:right w:w="57" w:type="dxa"/>
+            </w:tcMar>
           </w:tcPr>
           <w:p>
             <w:r>
+              <w:rPr>
+                <w:rFonts w:ascii="Arial" w:hAnsi="Arial" w:cs="Arial"/>
+                <w:color w:val="000000"/>
+                <w:sz w:val="20"/>
+              </w:rPr>
               <w:t>MP3, AAC, WMA Lossy</w:t>
             </w:r>
           </w:p>
@@ -1196,9 +1969,20 @@
         <w:tc>
           <w:tcPr>
             <w:tcW w:type="dxa" w:w="3104"/>
+            <w:tcMar>
+              <w:top w:w="57" w:type="dxa"/>
+              <w:left w:w="57" w:type="dxa"/>
+              <w:bottom w:w="57" w:type="dxa"/>
+              <w:right w:w="57" w:type="dxa"/>
+            </w:tcMar>
           </w:tcPr>
           <w:p>
             <w:r>
+              <w:rPr>
+                <w:rFonts w:ascii="Arial" w:hAnsi="Arial" w:cs="Arial"/>
+                <w:color w:val="000000"/>
+                <w:sz w:val="20"/>
+              </w:rPr>
               <w:t>Penghantaran web/media sosial — saiz kecil, tidak sesuai untuk deliverable rasmi</w:t>
             </w:r>
           </w:p>
@@ -1206,51 +1990,103 @@
       </w:tr>
     </w:tbl>
     <w:p>
+      <w:pPr>
+        <w:spacing w:before="120" w:after="120" w:line="276" w:lineRule="auto"/>
+        <w:jc w:val="left"/>
+      </w:pPr>
       <w:r>
         <w:rPr>
+          <w:rFonts w:ascii="Arial" w:hAnsi="Arial" w:cs="Arial"/>
           <w:b/>
-          <w:sz w:val="26"/>
+          <w:color w:val="000000"/>
+          <w:sz w:val="22"/>
         </w:rPr>
         <w:t>2. Pemilihan format untuk sequence online</w:t>
       </w:r>
     </w:p>
     <w:p>
+      <w:pPr>
+        <w:spacing w:line="276" w:lineRule="auto" w:after="120"/>
+        <w:jc w:val="left"/>
+      </w:pPr>
       <w:r>
+        <w:rPr>
+          <w:rFonts w:ascii="Arial" w:hAnsi="Arial" w:cs="Arial"/>
+          <w:color w:val="000000"/>
+          <w:sz w:val="22"/>
+        </w:rPr>
         <w:t>Editor mesti memastikan format audio yang diimport ke sequence online adalah format tanpa mampatan atau lossless bagi mengelakkan degradasi kualiti tambahan, terutamanya jika audio tersebut akan melalui proses levelling dan balancing lanjut sebelum penghantaran akhir.</w:t>
       </w:r>
     </w:p>
     <w:p>
+      <w:pPr>
+        <w:spacing w:before="120" w:after="120" w:line="276" w:lineRule="auto"/>
+        <w:jc w:val="left"/>
+      </w:pPr>
       <w:r>
         <w:rPr>
+          <w:rFonts w:ascii="Arial" w:hAnsi="Arial" w:cs="Arial"/>
           <w:b/>
-          <w:sz w:val="26"/>
+          <w:color w:val="000000"/>
+          <w:sz w:val="22"/>
         </w:rPr>
         <w:t>3. Langkah kerja praktikal</w:t>
       </w:r>
     </w:p>
     <w:p>
+      <w:pPr>
+        <w:spacing w:line="276" w:lineRule="auto" w:after="120"/>
+        <w:jc w:val="left"/>
+      </w:pPr>
       <w:r>
+        <w:rPr>
+          <w:rFonts w:ascii="Arial" w:hAnsi="Arial" w:cs="Arial"/>
+          <w:color w:val="000000"/>
+          <w:sz w:val="22"/>
+        </w:rPr>
         <w:t>Langkah kerja praktikal (rujuk P11 langkah 1): editor mengimport balanced audio yang telah disiapkan daripada peringkat audio sweetening, mempratonton sequence bersama audio, memperuntukkan setiap jenis audio ke trek yang sesuai dalam timeline online, dan mengesahkan susunan audio (audio arrangement) telah lengkap dan sepadan dengan visual sebelum diteruskan ke penghantaran akhir (WA6).</w:t>
       </w:r>
     </w:p>
     <w:p>
+      <w:pPr>
+        <w:spacing w:before="120" w:after="120" w:line="276" w:lineRule="auto"/>
+        <w:jc w:val="left"/>
+      </w:pPr>
       <w:r>
         <w:rPr>
+          <w:rFonts w:ascii="Arial" w:hAnsi="Arial" w:cs="Arial"/>
           <w:b/>
-          <w:sz w:val="26"/>
+          <w:color w:val="000000"/>
+          <w:sz w:val="22"/>
         </w:rPr>
         <w:t>4. Rumusan</w:t>
       </w:r>
     </w:p>
     <w:p>
+      <w:pPr>
+        <w:spacing w:line="276" w:lineRule="auto" w:after="120"/>
+        <w:jc w:val="left"/>
+      </w:pPr>
       <w:r>
+        <w:rPr>
+          <w:rFonts w:ascii="Arial" w:hAnsi="Arial" w:cs="Arial"/>
+          <w:color w:val="000000"/>
+          <w:sz w:val="22"/>
+        </w:rPr>
         <w:t>Pemilihan format audio yang betul (uncompressed/lossless) dan susunan trek yang tepat memastikan kualiti audio kekal terjaga sepanjang proses levelling dan balancing sehingga ke penghantaran akhir.</w:t>
       </w:r>
     </w:p>
     <w:p>
+      <w:pPr>
+        <w:spacing w:before="120" w:after="120" w:line="276" w:lineRule="auto"/>
+        <w:jc w:val="left"/>
+      </w:pPr>
       <w:r>
         <w:rPr>
+          <w:rFonts w:ascii="Arial" w:hAnsi="Arial" w:cs="Arial"/>
           <w:b/>
+          <w:color w:val="000000"/>
+          <w:sz w:val="22"/>
         </w:rPr>
         <w:t>SOALAN:</w:t>
       </w:r>
@@ -1258,129 +2094,277 @@
     <w:p>
       <w:pPr>
         <w:pStyle w:val="ListParagraph"/>
+        <w:spacing w:line="276" w:lineRule="auto" w:after="40"/>
+        <w:ind w:left="357" w:hanging="357"/>
+        <w:jc w:val="left"/>
       </w:pPr>
       <w:r>
+        <w:rPr>
+          <w:rFonts w:ascii="Arial" w:hAnsi="Arial" w:cs="Arial"/>
+          <w:color w:val="000000"/>
+          <w:sz w:val="22"/>
+        </w:rPr>
         <w:t>• Soalan: Apakah perbezaan antara Foley effect dan Sound effect?</w:t>
       </w:r>
     </w:p>
     <w:p>
+      <w:pPr>
+        <w:spacing w:line="276" w:lineRule="auto" w:after="120"/>
+        <w:jc w:val="left"/>
+      </w:pPr>
       <w:r>
+        <w:rPr>
+          <w:rFonts w:ascii="Arial" w:hAnsi="Arial" w:cs="Arial"/>
+          <w:color w:val="000000"/>
+          <w:sz w:val="22"/>
+        </w:rPr>
         <w:t>Jawapan model: Foley effect ialah bunyi pergerakan manusia/objek (seperti langkah kaki) yang direkod semula secara khusus di studio bagi menggantikan bunyi asal yang kurang jelas, manakala sound effect ialah bunyi tambahan umum (seperti bunyi kenderaan atau kesan dramatik) yang menyokong aksi visual secara keseluruhan.</w:t>
       </w:r>
     </w:p>
     <w:p>
       <w:pPr>
         <w:pStyle w:val="ListParagraph"/>
+        <w:spacing w:line="276" w:lineRule="auto" w:after="40"/>
+        <w:ind w:left="357" w:hanging="357"/>
+        <w:jc w:val="left"/>
       </w:pPr>
       <w:r>
+        <w:rPr>
+          <w:rFonts w:ascii="Arial" w:hAnsi="Arial" w:cs="Arial"/>
+          <w:color w:val="000000"/>
+          <w:sz w:val="22"/>
+        </w:rPr>
         <w:t>• Soalan: Kenapa format audio uncompressed atau lossless lebih sesuai digunakan semasa editing online berbanding format lossy?</w:t>
       </w:r>
     </w:p>
     <w:p>
+      <w:pPr>
+        <w:spacing w:line="276" w:lineRule="auto" w:after="120"/>
+        <w:jc w:val="left"/>
+      </w:pPr>
       <w:r>
+        <w:rPr>
+          <w:rFonts w:ascii="Arial" w:hAnsi="Arial" w:cs="Arial"/>
+          <w:color w:val="000000"/>
+          <w:sz w:val="22"/>
+        </w:rPr>
         <w:t>Jawapan model: Format uncompressed/lossless mengekalkan kualiti audio penuh tanpa kehilangan data, membolehkan proses levelling dan balancing lanjut dilakukan tanpa degradasi kualiti tambahan, manakala format lossy telah kehilangan sebahagian data audio sejak awal lagi.</w:t>
       </w:r>
     </w:p>
     <w:p>
       <w:pPr>
         <w:pStyle w:val="ListParagraph"/>
+        <w:spacing w:line="276" w:lineRule="auto" w:after="40"/>
+        <w:ind w:left="357" w:hanging="357"/>
+        <w:jc w:val="left"/>
       </w:pPr>
       <w:r>
+        <w:rPr>
+          <w:rFonts w:ascii="Arial" w:hAnsi="Arial" w:cs="Arial"/>
+          <w:color w:val="000000"/>
+          <w:sz w:val="22"/>
+        </w:rPr>
         <w:t>• Soalan: Mengapakah dialog dianggap trek audio yang paling kritikal dari segi kejelasan (intelligibility)?</w:t>
       </w:r>
     </w:p>
     <w:p>
+      <w:pPr>
+        <w:spacing w:line="276" w:lineRule="auto" w:after="120"/>
+        <w:jc w:val="left"/>
+      </w:pPr>
       <w:r>
+        <w:rPr>
+          <w:rFonts w:ascii="Arial" w:hAnsi="Arial" w:cs="Arial"/>
+          <w:color w:val="000000"/>
+          <w:sz w:val="22"/>
+        </w:rPr>
         <w:t>Jawapan model: Dialog membawa maklumat naratif utama yang mesti difahami penonton; jika dialog tidak jelas atau tenggelam di bawah muzik/SFX, mesej dan cerita produksi tidak akan tersampai dengan berkesan.</w:t>
       </w:r>
     </w:p>
     <w:p>
+      <w:pPr>
+        <w:spacing w:before="120" w:after="120" w:line="276" w:lineRule="auto"/>
+        <w:jc w:val="left"/>
+      </w:pPr>
       <w:r>
         <w:rPr>
+          <w:rFonts w:ascii="Arial" w:hAnsi="Arial" w:cs="Arial"/>
           <w:b/>
+          <w:color w:val="000000"/>
+          <w:sz w:val="22"/>
         </w:rPr>
         <w:t>RUJUKAN:</w:t>
       </w:r>
     </w:p>
     <w:p>
+      <w:pPr>
+        <w:spacing w:line="276" w:lineRule="auto" w:after="120"/>
+        <w:jc w:val="left"/>
+      </w:pPr>
       <w:r>
+        <w:rPr>
+          <w:rFonts w:ascii="Arial" w:hAnsi="Arial" w:cs="Arial"/>
+          <w:color w:val="000000"/>
+          <w:sz w:val="22"/>
+        </w:rPr>
         <w:t>Rujukan CoCU (sama seperti §6.1 dalam 00-noss-extract.md):</w:t>
       </w:r>
     </w:p>
     <w:p>
       <w:pPr>
         <w:pStyle w:val="ListParagraph"/>
+        <w:spacing w:line="276" w:lineRule="auto" w:after="40"/>
+        <w:ind w:left="357" w:hanging="357"/>
+        <w:jc w:val="left"/>
       </w:pPr>
       <w:r>
+        <w:rPr>
+          <w:rFonts w:ascii="Arial" w:hAnsi="Arial" w:cs="Arial"/>
+          <w:color w:val="000000"/>
+          <w:sz w:val="22"/>
+        </w:rPr>
         <w:t>• Wells, P. (2007). *Digital video editing: A user's guide* (1st ed.). Crowood Press. ISBN 978-1861269522</w:t>
       </w:r>
     </w:p>
     <w:p>
       <w:pPr>
         <w:pStyle w:val="ListParagraph"/>
+        <w:spacing w:line="276" w:lineRule="auto" w:after="40"/>
+        <w:ind w:left="357" w:hanging="357"/>
+        <w:jc w:val="left"/>
       </w:pPr>
       <w:r>
+        <w:rPr>
+          <w:rFonts w:ascii="Arial" w:hAnsi="Arial" w:cs="Arial"/>
+          <w:color w:val="000000"/>
+          <w:sz w:val="22"/>
+        </w:rPr>
         <w:t>• Kauffmann, S., &amp; Kennedy, A. (2012). *Avid editing: A guide for beginning and intermediate users* (4th ed.). Focal Press. ISBN 978-0240818566</w:t>
       </w:r>
     </w:p>
     <w:p>
       <w:pPr>
         <w:pStyle w:val="ListParagraph"/>
+        <w:spacing w:line="276" w:lineRule="auto" w:after="40"/>
+        <w:ind w:left="357" w:hanging="357"/>
+        <w:jc w:val="left"/>
       </w:pPr>
       <w:r>
+        <w:rPr>
+          <w:rFonts w:ascii="Arial" w:hAnsi="Arial" w:cs="Arial"/>
+          <w:color w:val="000000"/>
+          <w:sz w:val="22"/>
+        </w:rPr>
         <w:t>• Dancyger, K. (2010). *The technique of film and video editing: History, theory, and practice* (5th ed.). Focal Press. ISBN 978-0240813974</w:t>
       </w:r>
     </w:p>
     <w:p>
       <w:pPr>
         <w:pStyle w:val="ListParagraph"/>
+        <w:spacing w:line="276" w:lineRule="auto" w:after="40"/>
+        <w:ind w:left="357" w:hanging="357"/>
+        <w:jc w:val="left"/>
       </w:pPr>
       <w:r>
+        <w:rPr>
+          <w:rFonts w:ascii="Arial" w:hAnsi="Arial" w:cs="Arial"/>
+          <w:color w:val="000000"/>
+          <w:sz w:val="22"/>
+        </w:rPr>
         <w:t>• Chandler, G. (2009). *Film editing: Great cuts every filmmaker and movie lover must know* (1st ed.). Michael Wiese Productions. ISBN 978-1932907629</w:t>
       </w:r>
     </w:p>
     <w:p>
       <w:pPr>
         <w:pStyle w:val="ListParagraph"/>
+        <w:spacing w:line="276" w:lineRule="auto" w:after="40"/>
+        <w:ind w:left="357" w:hanging="357"/>
+        <w:jc w:val="left"/>
       </w:pPr>
       <w:r>
+        <w:rPr>
+          <w:rFonts w:ascii="Arial" w:hAnsi="Arial" w:cs="Arial"/>
+          <w:color w:val="000000"/>
+          <w:sz w:val="22"/>
+        </w:rPr>
         <w:t>• Pearlman, K. (2009). *Cutting rhythms: Shaping the film edit* (1st ed.). Focal Press. ISBN 978-0240810140</w:t>
       </w:r>
     </w:p>
     <w:p>
       <w:pPr>
         <w:pStyle w:val="ListParagraph"/>
+        <w:spacing w:line="276" w:lineRule="auto" w:after="40"/>
+        <w:ind w:left="357" w:hanging="357"/>
+        <w:jc w:val="left"/>
       </w:pPr>
       <w:r>
+        <w:rPr>
+          <w:rFonts w:ascii="Arial" w:hAnsi="Arial" w:cs="Arial"/>
+          <w:color w:val="000000"/>
+          <w:sz w:val="22"/>
+        </w:rPr>
         <w:t>• Coleman, L., &amp; Friedberg, D. (2010). *Make the cut: A guide to becoming a successful assistant editor in film and TV* (1st ed.). Focal Press. ISBN 978-0240813981</w:t>
       </w:r>
     </w:p>
     <w:p>
       <w:pPr>
         <w:pStyle w:val="ListParagraph"/>
+        <w:spacing w:line="276" w:lineRule="auto" w:after="40"/>
+        <w:ind w:left="357" w:hanging="357"/>
+        <w:jc w:val="left"/>
       </w:pPr>
       <w:r>
+        <w:rPr>
+          <w:rFonts w:ascii="Arial" w:hAnsi="Arial" w:cs="Arial"/>
+          <w:color w:val="000000"/>
+          <w:sz w:val="22"/>
+        </w:rPr>
         <w:t>• Rosenberg, J. (2010). *The healthy edit: Creative editing techniques for perfecting your movie* (1st ed.). Focal Press. ISBN 978-0240814469</w:t>
       </w:r>
     </w:p>
     <w:p>
+      <w:pPr>
+        <w:spacing w:line="276" w:lineRule="auto" w:after="120"/>
+        <w:jc w:val="left"/>
+      </w:pPr>
       <w:r>
+        <w:rPr>
+          <w:rFonts w:ascii="Arial" w:hAnsi="Arial" w:cs="Arial"/>
+          <w:color w:val="000000"/>
+          <w:sz w:val="22"/>
+        </w:rPr>
         <w:t>Rujukan tambahan:</w:t>
       </w:r>
     </w:p>
     <w:p>
       <w:pPr>
         <w:pStyle w:val="ListParagraph"/>
+        <w:spacing w:line="276" w:lineRule="auto" w:after="40"/>
+        <w:ind w:left="357" w:hanging="357"/>
+        <w:jc w:val="left"/>
       </w:pPr>
       <w:r>
+        <w:rPr>
+          <w:rFonts w:ascii="Arial" w:hAnsi="Arial" w:cs="Arial"/>
+          <w:color w:val="000000"/>
+          <w:sz w:val="22"/>
+        </w:rPr>
         <w:t>• Holman, T. (2010). *Sound for film and television* (3rd ed.). Focal Press.</w:t>
       </w:r>
     </w:p>
     <w:p>
       <w:pPr>
         <w:pStyle w:val="ListParagraph"/>
+        <w:spacing w:line="276" w:lineRule="auto" w:after="40"/>
+        <w:ind w:left="357" w:hanging="357"/>
+        <w:jc w:val="left"/>
       </w:pPr>
       <w:r>
+        <w:rPr>
+          <w:rFonts w:ascii="Arial" w:hAnsi="Arial" w:cs="Arial"/>
+          <w:color w:val="000000"/>
+          <w:sz w:val="22"/>
+        </w:rPr>
         <w:t>• Yewdall, D. L. (2011). *Practical art of motion picture sound* (4th ed.). Focal Press.</w:t>
       </w:r>
     </w:p>

--- a/video-film-editing/output/05 3.3b Nota Pembelajaran (Kertas Penerangan)/CU C01-C05/3.3b-25 Nota Pembelajaran C05-W05 Apply balanced audio to editing sequence (IT-072).docx
+++ b/video-film-editing/output/05 3.3b Nota Pembelajaran (Kertas Penerangan)/CU C01-C05/3.3b-25 Nota Pembelajaran C05-W05 Apply balanced audio to editing sequence (IT-072).docx
@@ -745,7 +745,7 @@
                 <w:color w:val="000000"/>
                 <w:sz w:val="20"/>
               </w:rPr>
-              <w:t>W01 / W01 — Import Edit-Decision-List (EDL)</w:t>
+              <w:t>W01 / Import Edit-Decision-List (EDL)</w:t>
             </w:r>
           </w:p>
           <w:p>
@@ -759,7 +759,7 @@
                 <w:color w:val="000000"/>
                 <w:sz w:val="20"/>
               </w:rPr>
-              <w:t>W02 / W02 — Apply visual elements to editing sequences</w:t>
+              <w:t>W02 / Apply visual elements to editing sequences</w:t>
             </w:r>
           </w:p>
           <w:p>
@@ -773,7 +773,7 @@
                 <w:color w:val="000000"/>
                 <w:sz w:val="20"/>
               </w:rPr>
-              <w:t>W03 / W03 — Apply titling to editing sequences</w:t>
+              <w:t>W03 / Apply titling to editing sequences</w:t>
             </w:r>
           </w:p>
           <w:p>
@@ -787,7 +787,7 @@
                 <w:color w:val="000000"/>
                 <w:sz w:val="20"/>
               </w:rPr>
-              <w:t>W04 / W04 — Perform colour correction</w:t>
+              <w:t>W04 / Perform colour correction</w:t>
             </w:r>
           </w:p>
           <w:p>
@@ -801,7 +801,7 @@
                 <w:color w:val="000000"/>
                 <w:sz w:val="20"/>
               </w:rPr>
-              <w:t>W05 / W05 — Apply balanced audio to editing sequence</w:t>
+              <w:t>W05 / Apply balanced audio to editing sequence</w:t>
             </w:r>
           </w:p>
           <w:p>
@@ -815,7 +815,7 @@
                 <w:color w:val="000000"/>
                 <w:sz w:val="20"/>
               </w:rPr>
-              <w:t>W06 / W06 — Perform final online submission</w:t>
+              <w:t>W06 / Perform final online submission</w:t>
             </w:r>
           </w:p>
         </w:tc>
